--- a/docs/atlas/ATL-13_Chuyen-giao-hang.docx
+++ b/docs/atlas/ATL-13_Chuyen-giao-hang.docx
@@ -313,7 +313,7 @@
                 <w:sz w:val="19"/>
                 <w:szCs w:val="19"/>
               </w:rPr>
-              <w:t xml:space="preserve">1.0 — 22/10/2026</w:t>
+              <w:t xml:space="preserve">1.1 — 23/10/2026</w:t>
             </w:r>
           </w:p>
         </w:tc>
@@ -555,7 +555,7 @@
           <w:sz w:val="19"/>
           <w:szCs w:val="19"/>
         </w:rPr>
-        <w:t xml:space="preserve">Lưu ý: các mã quyền là danh mục đã định nghĩa (xem ATL-23); giao diện hiện chưa kiểm tra quyền — mọi tài khoản đăng nhập đều xem và dùng được mọi chức năng.</w:t>
+        <w:t xml:space="preserve">Lưu ý: quyền được kiểm tra ở cả hai nơi — giao diện ẩn trang, mục menu và nút mà chức vụ không có quyền; máy chủ kiểm tra lại ở mọi API (thiếu quyền thì báo "Chức vụ của bạn chưa có quyền…"). Danh mục quyền: ATL-23.</w:t>
       </w:r>
     </w:p>
     <w:p>
@@ -5243,7 +5243,43 @@
           <w:sz w:val="21"/>
           <w:szCs w:val="21"/>
         </w:rPr>
-        <w:t xml:space="preserve">Hệ thống hiện chạy trên dữ liệu mô phỏng (mock) trong trình duyệt; các quy tắc dưới đây là hành vi đã cài đặt ở giao diện và sẽ ánh xạ 1:1 sang API backend.</w:t>
+        <w:t xml:space="preserve">Dữ liệu được lưu ở máy chủ (cơ sở dữ liệu PostgreSQL) và đọc / ghi qua API; các quy tắc nghiệp vụ trong tài liệu này được áp ở máy chủ, giao diện báo lỗi sớm cho người dùng. Mỗi thao tác ghi để lại một dòng Nhật ký hoạt động (ATL-27).</w:t>
+      </w:r>
+    </w:p>
+    <w:p>
+      <w:pPr>
+        <w:pStyle w:val="ListParagraph"/>
+        <w:numPr>
+          <w:ilvl w:val="0"/>
+          <w:numId w:val="2"/>
+        </w:numPr>
+        <w:spacing w:after="60" w:line="290"/>
+      </w:pPr>
+      <w:r>
+        <w:rPr>
+          <w:rFonts w:ascii="Arial" w:cs="Arial" w:eastAsia="Arial" w:hAnsi="Arial"/>
+          <w:sz w:val="21"/>
+          <w:szCs w:val="21"/>
+        </w:rPr>
+        <w:t xml:space="preserve">Trang chi tiết có mục </w:t>
+      </w:r>
+      <w:r>
+        <w:rPr>
+          <w:rFonts w:ascii="Arial" w:cs="Arial" w:eastAsia="Arial" w:hAnsi="Arial"/>
+          <w:b/>
+          <w:bCs/>
+          <w:sz w:val="21"/>
+          <w:szCs w:val="21"/>
+        </w:rPr>
+        <w:t xml:space="preserve">Nhật ký</w:t>
+      </w:r>
+      <w:r>
+        <w:rPr>
+          <w:rFonts w:ascii="Arial" w:cs="Arial" w:eastAsia="Arial" w:hAnsi="Arial"/>
+          <w:sz w:val="21"/>
+          <w:szCs w:val="21"/>
+        </w:rPr>
+        <w:t xml:space="preserve">: mọi thao tác trên bản ghi này — ai, lúc nào (đến giây), trường nào đổi từ giá trị nào sang giá trị nào, kể cả thao tác từ chứng từ liên quan. Xem ATL-27.</w:t>
       </w:r>
     </w:p>
     <w:sectPr>

--- a/docs/atlas/ATL-13_Chuyen-giao-hang.docx
+++ b/docs/atlas/ATL-13_Chuyen-giao-hang.docx
@@ -1,6 +1,6 @@
 
 <file path=word/document.xml><?xml version="1.0" encoding="utf-8"?>
-<w:document xmlns:wpc="http://schemas.microsoft.com/office/word/2010/wordprocessingCanvas" xmlns:mc="http://schemas.openxmlformats.org/markup-compatibility/2006" xmlns:o="urn:schemas-microsoft-com:office:office" xmlns:r="http://schemas.openxmlformats.org/officeDocument/2006/relationships" xmlns:m="http://schemas.openxmlformats.org/officeDocument/2006/math" xmlns:v="urn:schemas-microsoft-com:vml" xmlns:wp14="http://schemas.microsoft.com/office/word/2010/wordprocessingDrawing" xmlns:wp="http://schemas.openxmlformats.org/drawingml/2006/wordprocessingDrawing" xmlns:w10="urn:schemas-microsoft-com:office:word" xmlns:w="http://schemas.openxmlformats.org/wordprocessingml/2006/main" xmlns:w14="http://schemas.microsoft.com/office/word/2010/wordml" xmlns:w15="http://schemas.microsoft.com/office/word/2012/wordml" xmlns:wpg="http://schemas.microsoft.com/office/word/2010/wordprocessingGroup" xmlns:wpi="http://schemas.microsoft.com/office/word/2010/wordprocessingInk" xmlns:wne="http://schemas.microsoft.com/office/word/2006/wordml" xmlns:wps="http://schemas.microsoft.com/office/word/2010/wordprocessingShape" xmlns:cx="http://schemas.microsoft.com/office/drawing/2014/chartex" xmlns:cx1="http://schemas.microsoft.com/office/drawing/2015/9/8/chartex" xmlns:cx2="http://schemas.microsoft.com/office/drawing/2015/10/21/chartex" xmlns:cx3="http://schemas.microsoft.com/office/drawing/2016/5/9/chartex" xmlns:cx4="http://schemas.microsoft.com/office/drawing/2016/5/10/chartex" xmlns:cx5="http://schemas.microsoft.com/office/drawing/2016/5/11/chartex" xmlns:cx6="http://schemas.microsoft.com/office/drawing/2016/5/12/chartex" xmlns:cx7="http://schemas.microsoft.com/office/drawing/2016/5/13/chartex" xmlns:cx8="http://schemas.microsoft.com/office/drawing/2016/5/14/chartex" xmlns:aink="http://schemas.microsoft.com/office/drawing/2016/ink" xmlns:am3d="http://schemas.microsoft.com/office/drawing/2017/model3d" xmlns:w16cex="http://schemas.microsoft.com/office/word/2018/wordml/cex" xmlns:w16cid="http://schemas.microsoft.com/office/word/2016/wordml/cid" xmlns:w16="http://schemas.microsoft.com/office/word/2018/wordml" xmlns:w16sdtdh="http://schemas.microsoft.com/office/word/2020/wordml/sdtdatahash" xmlns:w16se="http://schemas.microsoft.com/office/word/2015/wordml/symex" mc:Ignorable="w14 w15 wp14">
+<w:document xmlns:r="http://schemas.openxmlformats.org/officeDocument/2006/relationships" xmlns:w="http://schemas.openxmlformats.org/wordprocessingml/2006/main">
   <w:body>
     <w:p>
       <w:pPr>
@@ -313,7 +313,7 @@
                 <w:sz w:val="19"/>
                 <w:szCs w:val="19"/>
               </w:rPr>
-              <w:t xml:space="preserve">1.1 — 23/10/2026</w:t>
+              <w:t xml:space="preserve">1.2 — 29/10/2026</w:t>
             </w:r>
           </w:p>
         </w:tc>
@@ -386,11 +386,6 @@
         </w:tc>
       </w:tr>
     </w:tbl>
-    <w:p>
-      <w:pPr>
-        <w:spacing w:after="80"/>
-      </w:pPr>
-    </w:p>
     <w:p>
       <w:pPr>
         <w:pStyle w:val="Heading1"/>
@@ -463,7 +458,7 @@
         <w:pStyle w:val="ListParagraph"/>
         <w:numPr>
           <w:ilvl w:val="0"/>
-          <w:numId w:val="2"/>
+          <w:numId w:val="1"/>
         </w:numPr>
         <w:spacing w:after="60" w:line="290"/>
       </w:pPr>
@@ -481,7 +476,7 @@
         <w:pStyle w:val="ListParagraph"/>
         <w:numPr>
           <w:ilvl w:val="0"/>
-          <w:numId w:val="2"/>
+          <w:numId w:val="1"/>
         </w:numPr>
         <w:spacing w:after="60" w:line="290"/>
       </w:pPr>
@@ -499,7 +494,7 @@
         <w:pStyle w:val="ListParagraph"/>
         <w:numPr>
           <w:ilvl w:val="0"/>
-          <w:numId w:val="2"/>
+          <w:numId w:val="1"/>
         </w:numPr>
         <w:spacing w:after="60" w:line="290"/>
       </w:pPr>
@@ -540,7 +535,7 @@
           <w:sz w:val="21"/>
           <w:szCs w:val="21"/>
         </w:rPr>
-        <w:t xml:space="preserve">trip.* (xem, lập, xuất kho, chốt giao, nhập về, huỷ).</w:t>
+        <w:t xml:space="preserve">trip.view / create / update (điều phối) / ship (xuất kho) / deliver (chốt giao) / return (nhập lại hàng trả về) / cancel; vehicle.manage_cost (chi phí chuyến). Chốt giao chỉ do tài xế ghi trên chuyến (trùng tên người dùng) hoặc người có quyền điều phối chuyến.</w:t>
       </w:r>
     </w:p>
     <w:p>
@@ -847,7 +842,7 @@
     </w:tbl>
     <w:p>
       <w:pPr>
-        <w:spacing w:after="80"/>
+        <w:spacing w:after="0" w:line="120" w:lineRule="exact"/>
       </w:pPr>
     </w:p>
     <w:tbl>
@@ -863,10 +858,10 @@
         </w:tblBorders>
       </w:tblPr>
       <w:tblGrid>
-        <w:gridCol w:w="596"/>
-        <w:gridCol w:w="1490"/>
-        <w:gridCol w:w="3974"/>
-        <w:gridCol w:w="3578"/>
+        <w:gridCol w:w="660"/>
+        <w:gridCol w:w="1100"/>
+        <w:gridCol w:w="3341"/>
+        <w:gridCol w:w="4537"/>
       </w:tblGrid>
       <w:tr>
         <w:trPr>
@@ -875,7 +870,7 @@
         </w:trPr>
         <w:tc>
           <w:tcPr>
-            <w:tcW w:type="dxa" w:w="596"/>
+            <w:tcW w:type="dxa" w:w="660"/>
             <w:tcBorders>
               <w:top w:val="single" w:color="A6A6A6" w:sz="4"/>
               <w:left w:val="single" w:color="A6A6A6" w:sz="4"/>
@@ -909,7 +904,7 @@
         </w:tc>
         <w:tc>
           <w:tcPr>
-            <w:tcW w:type="dxa" w:w="1490"/>
+            <w:tcW w:type="dxa" w:w="1100"/>
             <w:tcBorders>
               <w:top w:val="single" w:color="A6A6A6" w:sz="4"/>
               <w:left w:val="single" w:color="A6A6A6" w:sz="4"/>
@@ -943,7 +938,7 @@
         </w:tc>
         <w:tc>
           <w:tcPr>
-            <w:tcW w:type="dxa" w:w="3974"/>
+            <w:tcW w:type="dxa" w:w="3341"/>
             <w:tcBorders>
               <w:top w:val="single" w:color="A6A6A6" w:sz="4"/>
               <w:left w:val="single" w:color="A6A6A6" w:sz="4"/>
@@ -977,7 +972,7 @@
         </w:tc>
         <w:tc>
           <w:tcPr>
-            <w:tcW w:type="dxa" w:w="3578"/>
+            <w:tcW w:type="dxa" w:w="4537"/>
             <w:tcBorders>
               <w:top w:val="single" w:color="A6A6A6" w:sz="4"/>
               <w:left w:val="single" w:color="A6A6A6" w:sz="4"/>
@@ -1016,7 +1011,7 @@
         </w:trPr>
         <w:tc>
           <w:tcPr>
-            <w:tcW w:type="dxa" w:w="596"/>
+            <w:tcW w:type="dxa" w:w="660"/>
             <w:tcBorders>
               <w:top w:val="single" w:color="A6A6A6" w:sz="4"/>
               <w:left w:val="single" w:color="A6A6A6" w:sz="4"/>
@@ -1047,7 +1042,7 @@
         </w:tc>
         <w:tc>
           <w:tcPr>
-            <w:tcW w:type="dxa" w:w="1490"/>
+            <w:tcW w:type="dxa" w:w="1100"/>
             <w:tcBorders>
               <w:top w:val="single" w:color="A6A6A6" w:sz="4"/>
               <w:left w:val="single" w:color="A6A6A6" w:sz="4"/>
@@ -1078,7 +1073,7 @@
         </w:tc>
         <w:tc>
           <w:tcPr>
-            <w:tcW w:type="dxa" w:w="3974"/>
+            <w:tcW w:type="dxa" w:w="3341"/>
             <w:tcBorders>
               <w:top w:val="single" w:color="A6A6A6" w:sz="4"/>
               <w:left w:val="single" w:color="A6A6A6" w:sz="4"/>
@@ -1109,7 +1104,7 @@
         </w:tc>
         <w:tc>
           <w:tcPr>
-            <w:tcW w:type="dxa" w:w="3578"/>
+            <w:tcW w:type="dxa" w:w="4537"/>
             <w:tcBorders>
               <w:top w:val="single" w:color="A6A6A6" w:sz="4"/>
               <w:left w:val="single" w:color="A6A6A6" w:sz="4"/>
@@ -1145,7 +1140,7 @@
         </w:trPr>
         <w:tc>
           <w:tcPr>
-            <w:tcW w:type="dxa" w:w="596"/>
+            <w:tcW w:type="dxa" w:w="660"/>
             <w:tcBorders>
               <w:top w:val="single" w:color="A6A6A6" w:sz="4"/>
               <w:left w:val="single" w:color="A6A6A6" w:sz="4"/>
@@ -1176,7 +1171,7 @@
         </w:tc>
         <w:tc>
           <w:tcPr>
-            <w:tcW w:type="dxa" w:w="1490"/>
+            <w:tcW w:type="dxa" w:w="1100"/>
             <w:tcBorders>
               <w:top w:val="single" w:color="A6A6A6" w:sz="4"/>
               <w:left w:val="single" w:color="A6A6A6" w:sz="4"/>
@@ -1207,7 +1202,7 @@
         </w:tc>
         <w:tc>
           <w:tcPr>
-            <w:tcW w:type="dxa" w:w="3974"/>
+            <w:tcW w:type="dxa" w:w="3341"/>
             <w:tcBorders>
               <w:top w:val="single" w:color="A6A6A6" w:sz="4"/>
               <w:left w:val="single" w:color="A6A6A6" w:sz="4"/>
@@ -1238,7 +1233,7 @@
         </w:tc>
         <w:tc>
           <w:tcPr>
-            <w:tcW w:type="dxa" w:w="3578"/>
+            <w:tcW w:type="dxa" w:w="4537"/>
             <w:tcBorders>
               <w:top w:val="single" w:color="A6A6A6" w:sz="4"/>
               <w:left w:val="single" w:color="A6A6A6" w:sz="4"/>
@@ -1274,7 +1269,7 @@
         </w:trPr>
         <w:tc>
           <w:tcPr>
-            <w:tcW w:type="dxa" w:w="596"/>
+            <w:tcW w:type="dxa" w:w="660"/>
             <w:tcBorders>
               <w:top w:val="single" w:color="A6A6A6" w:sz="4"/>
               <w:left w:val="single" w:color="A6A6A6" w:sz="4"/>
@@ -1305,7 +1300,7 @@
         </w:tc>
         <w:tc>
           <w:tcPr>
-            <w:tcW w:type="dxa" w:w="1490"/>
+            <w:tcW w:type="dxa" w:w="1100"/>
             <w:tcBorders>
               <w:top w:val="single" w:color="A6A6A6" w:sz="4"/>
               <w:left w:val="single" w:color="A6A6A6" w:sz="4"/>
@@ -1336,63 +1331,63 @@
         </w:tc>
         <w:tc>
           <w:tcPr>
-            <w:tcW w:type="dxa" w:w="3974"/>
-            <w:tcBorders>
-              <w:top w:val="single" w:color="A6A6A6" w:sz="4"/>
-              <w:left w:val="single" w:color="A6A6A6" w:sz="4"/>
-              <w:bottom w:val="single" w:color="A6A6A6" w:sz="4"/>
-              <w:right w:val="single" w:color="A6A6A6" w:sz="4"/>
-            </w:tcBorders>
-            <w:tcMar>
-              <w:top w:type="dxa" w:w="60"/>
-              <w:left w:type="dxa" w:w="100"/>
-              <w:bottom w:type="dxa" w:w="60"/>
-              <w:right w:type="dxa" w:w="100"/>
-            </w:tcMar>
-            <w:vAlign w:val="top"/>
-          </w:tcPr>
-          <w:p>
-            <w:pPr>
-              <w:spacing w:after="20" w:line="270"/>
-            </w:pPr>
-            <w:r>
-              <w:rPr>
-                <w:rFonts w:ascii="Arial" w:cs="Arial" w:eastAsia="Arial" w:hAnsi="Arial"/>
-                <w:sz w:val="19"/>
-                <w:szCs w:val="19"/>
-              </w:rPr>
-              <w:t xml:space="preserve">Bấm Xuất kho (cần ≥ 1 đơn).</w:t>
-            </w:r>
-          </w:p>
-        </w:tc>
-        <w:tc>
-          <w:tcPr>
-            <w:tcW w:type="dxa" w:w="3578"/>
-            <w:tcBorders>
-              <w:top w:val="single" w:color="A6A6A6" w:sz="4"/>
-              <w:left w:val="single" w:color="A6A6A6" w:sz="4"/>
-              <w:bottom w:val="single" w:color="A6A6A6" w:sz="4"/>
-              <w:right w:val="single" w:color="A6A6A6" w:sz="4"/>
-            </w:tcBorders>
-            <w:tcMar>
-              <w:top w:type="dxa" w:w="60"/>
-              <w:left w:type="dxa" w:w="100"/>
-              <w:bottom w:type="dxa" w:w="60"/>
-              <w:right w:type="dxa" w:w="100"/>
-            </w:tcMar>
-            <w:vAlign w:val="top"/>
-          </w:tcPr>
-          <w:p>
-            <w:pPr>
-              <w:spacing w:after="20" w:line="270"/>
-            </w:pPr>
-            <w:r>
-              <w:rPr>
-                <w:rFonts w:ascii="Arial" w:cs="Arial" w:eastAsia="Arial" w:hAnsi="Arial"/>
-                <w:sz w:val="19"/>
-                <w:szCs w:val="19"/>
-              </w:rPr>
-              <w:t xml:space="preserve">Xếp toàn bộ phần còn phải giao lên xe; một phiếu xuất kho cho mỗi kho (lý do "Xuất kho giao hàng — chuyến CH…"); các đơn chuyển Đang giao; ghi giờ xuất.</w:t>
+            <w:tcW w:type="dxa" w:w="3341"/>
+            <w:tcBorders>
+              <w:top w:val="single" w:color="A6A6A6" w:sz="4"/>
+              <w:left w:val="single" w:color="A6A6A6" w:sz="4"/>
+              <w:bottom w:val="single" w:color="A6A6A6" w:sz="4"/>
+              <w:right w:val="single" w:color="A6A6A6" w:sz="4"/>
+            </w:tcBorders>
+            <w:tcMar>
+              <w:top w:type="dxa" w:w="60"/>
+              <w:left w:type="dxa" w:w="100"/>
+              <w:bottom w:type="dxa" w:w="60"/>
+              <w:right w:type="dxa" w:w="100"/>
+            </w:tcMar>
+            <w:vAlign w:val="top"/>
+          </w:tcPr>
+          <w:p>
+            <w:pPr>
+              <w:spacing w:after="20" w:line="270"/>
+            </w:pPr>
+            <w:r>
+              <w:rPr>
+                <w:rFonts w:ascii="Arial" w:cs="Arial" w:eastAsia="Arial" w:hAnsi="Arial"/>
+                <w:sz w:val="19"/>
+                <w:szCs w:val="19"/>
+              </w:rPr>
+              <w:t xml:space="preserve">Bấm Xuất kho (cần ≥ 1 đơn), chọn ngày xuất (mặc định hôm nay).</w:t>
+            </w:r>
+          </w:p>
+        </w:tc>
+        <w:tc>
+          <w:tcPr>
+            <w:tcW w:type="dxa" w:w="4537"/>
+            <w:tcBorders>
+              <w:top w:val="single" w:color="A6A6A6" w:sz="4"/>
+              <w:left w:val="single" w:color="A6A6A6" w:sz="4"/>
+              <w:bottom w:val="single" w:color="A6A6A6" w:sz="4"/>
+              <w:right w:val="single" w:color="A6A6A6" w:sz="4"/>
+            </w:tcBorders>
+            <w:tcMar>
+              <w:top w:type="dxa" w:w="60"/>
+              <w:left w:type="dxa" w:w="100"/>
+              <w:bottom w:type="dxa" w:w="60"/>
+              <w:right w:type="dxa" w:w="100"/>
+            </w:tcMar>
+            <w:vAlign w:val="top"/>
+          </w:tcPr>
+          <w:p>
+            <w:pPr>
+              <w:spacing w:after="20" w:line="270"/>
+            </w:pPr>
+            <w:r>
+              <w:rPr>
+                <w:rFonts w:ascii="Arial" w:cs="Arial" w:eastAsia="Arial" w:hAnsi="Arial"/>
+                <w:sz w:val="19"/>
+                <w:szCs w:val="19"/>
+              </w:rPr>
+              <w:t xml:space="preserve">Xếp toàn bộ phần còn phải giao lên xe; một phiếu xuất kho cho mỗi kho (lý do "Xuất kho giao hàng — chuyến CH…"), giá vốn chốt trên phiếu; các đơn chuyển Đang giao.</w:t>
             </w:r>
           </w:p>
         </w:tc>
@@ -1403,7 +1398,7 @@
         </w:trPr>
         <w:tc>
           <w:tcPr>
-            <w:tcW w:type="dxa" w:w="596"/>
+            <w:tcW w:type="dxa" w:w="660"/>
             <w:tcBorders>
               <w:top w:val="single" w:color="A6A6A6" w:sz="4"/>
               <w:left w:val="single" w:color="A6A6A6" w:sz="4"/>
@@ -1434,7 +1429,7 @@
         </w:tc>
         <w:tc>
           <w:tcPr>
-            <w:tcW w:type="dxa" w:w="1490"/>
+            <w:tcW w:type="dxa" w:w="1100"/>
             <w:tcBorders>
               <w:top w:val="single" w:color="A6A6A6" w:sz="4"/>
               <w:left w:val="single" w:color="A6A6A6" w:sz="4"/>
@@ -1465,63 +1460,63 @@
         </w:tc>
         <w:tc>
           <w:tcPr>
-            <w:tcW w:type="dxa" w:w="3974"/>
-            <w:tcBorders>
-              <w:top w:val="single" w:color="A6A6A6" w:sz="4"/>
-              <w:left w:val="single" w:color="A6A6A6" w:sz="4"/>
-              <w:bottom w:val="single" w:color="A6A6A6" w:sz="4"/>
-              <w:right w:val="single" w:color="A6A6A6" w:sz="4"/>
-            </w:tcBorders>
-            <w:tcMar>
-              <w:top w:type="dxa" w:w="60"/>
-              <w:left w:type="dxa" w:w="100"/>
-              <w:bottom w:type="dxa" w:w="60"/>
-              <w:right w:type="dxa" w:w="100"/>
-            </w:tcMar>
-            <w:vAlign w:val="top"/>
-          </w:tcPr>
-          <w:p>
-            <w:pPr>
-              <w:spacing w:after="20" w:line="270"/>
-            </w:pPr>
-            <w:r>
-              <w:rPr>
-                <w:rFonts w:ascii="Arial" w:cs="Arial" w:eastAsia="Arial" w:hAnsi="Arial"/>
-                <w:sz w:val="19"/>
-                <w:szCs w:val="19"/>
-              </w:rPr>
-              <w:t xml:space="preserve">Chốt giao từng đơn: nhập số khách thực nhận mỗi dòng (≤ số đã xếp).</w:t>
-            </w:r>
-          </w:p>
-        </w:tc>
-        <w:tc>
-          <w:tcPr>
-            <w:tcW w:type="dxa" w:w="3578"/>
-            <w:tcBorders>
-              <w:top w:val="single" w:color="A6A6A6" w:sz="4"/>
-              <w:left w:val="single" w:color="A6A6A6" w:sz="4"/>
-              <w:bottom w:val="single" w:color="A6A6A6" w:sz="4"/>
-              <w:right w:val="single" w:color="A6A6A6" w:sz="4"/>
-            </w:tcBorders>
-            <w:tcMar>
-              <w:top w:type="dxa" w:w="60"/>
-              <w:left w:type="dxa" w:w="100"/>
-              <w:bottom w:type="dxa" w:w="60"/>
-              <w:right w:type="dxa" w:w="100"/>
-            </w:tcMar>
-            <w:vAlign w:val="top"/>
-          </w:tcPr>
-          <w:p>
-            <w:pPr>
-              <w:spacing w:after="20" w:line="270"/>
-            </w:pPr>
-            <w:r>
-              <w:rPr>
-                <w:rFonts w:ascii="Arial" w:cs="Arial" w:eastAsia="Arial" w:hAnsi="Arial"/>
-                <w:sz w:val="19"/>
-                <w:szCs w:val="19"/>
-              </w:rPr>
-              <w:t xml:space="preserve">Công nợ phải thu ghi theo số thực nhận. Bỏ chốt được trước khi xe về kho (trả lại số đã ghi, đơn về Đang giao).</w:t>
+            <w:tcW w:type="dxa" w:w="3341"/>
+            <w:tcBorders>
+              <w:top w:val="single" w:color="A6A6A6" w:sz="4"/>
+              <w:left w:val="single" w:color="A6A6A6" w:sz="4"/>
+              <w:bottom w:val="single" w:color="A6A6A6" w:sz="4"/>
+              <w:right w:val="single" w:color="A6A6A6" w:sz="4"/>
+            </w:tcBorders>
+            <w:tcMar>
+              <w:top w:type="dxa" w:w="60"/>
+              <w:left w:type="dxa" w:w="100"/>
+              <w:bottom w:type="dxa" w:w="60"/>
+              <w:right w:type="dxa" w:w="100"/>
+            </w:tcMar>
+            <w:vAlign w:val="top"/>
+          </w:tcPr>
+          <w:p>
+            <w:pPr>
+              <w:spacing w:after="20" w:line="270"/>
+            </w:pPr>
+            <w:r>
+              <w:rPr>
+                <w:rFonts w:ascii="Arial" w:cs="Arial" w:eastAsia="Arial" w:hAnsi="Arial"/>
+                <w:sz w:val="19"/>
+                <w:szCs w:val="19"/>
+              </w:rPr>
+              <w:t xml:space="preserve">Chốt giao từng đơn: chọn ngày khách nhận, nhập số khách thực nhận mỗi dòng (≤ số đã xếp).</w:t>
+            </w:r>
+          </w:p>
+        </w:tc>
+        <w:tc>
+          <w:tcPr>
+            <w:tcW w:type="dxa" w:w="4537"/>
+            <w:tcBorders>
+              <w:top w:val="single" w:color="A6A6A6" w:sz="4"/>
+              <w:left w:val="single" w:color="A6A6A6" w:sz="4"/>
+              <w:bottom w:val="single" w:color="A6A6A6" w:sz="4"/>
+              <w:right w:val="single" w:color="A6A6A6" w:sz="4"/>
+            </w:tcBorders>
+            <w:tcMar>
+              <w:top w:type="dxa" w:w="60"/>
+              <w:left w:type="dxa" w:w="100"/>
+              <w:bottom w:type="dxa" w:w="60"/>
+              <w:right w:type="dxa" w:w="100"/>
+            </w:tcMar>
+            <w:vAlign w:val="top"/>
+          </w:tcPr>
+          <w:p>
+            <w:pPr>
+              <w:spacing w:after="20" w:line="270"/>
+            </w:pPr>
+            <w:r>
+              <w:rPr>
+                <w:rFonts w:ascii="Arial" w:cs="Arial" w:eastAsia="Arial" w:hAnsi="Arial"/>
+                <w:sz w:val="19"/>
+                <w:szCs w:val="19"/>
+              </w:rPr>
+              <w:t xml:space="preserve">Ghi một đợt giao của đơn: một khoản công nợ phải thu theo số thực nhận, hạn = ngày nhận + số ngày được nợ; đơn "Thu tiền ngay" tự lập phiếu thu theo ngày nhận. Bỏ chốt được trước khi xe về kho (xoá đợt đó, huỷ phiếu thu của đợt, đơn về Đang giao).</w:t>
             </w:r>
           </w:p>
         </w:tc>
@@ -1532,7 +1527,7 @@
         </w:trPr>
         <w:tc>
           <w:tcPr>
-            <w:tcW w:type="dxa" w:w="596"/>
+            <w:tcW w:type="dxa" w:w="660"/>
             <w:tcBorders>
               <w:top w:val="single" w:color="A6A6A6" w:sz="4"/>
               <w:left w:val="single" w:color="A6A6A6" w:sz="4"/>
@@ -1563,7 +1558,7 @@
         </w:tc>
         <w:tc>
           <w:tcPr>
-            <w:tcW w:type="dxa" w:w="1490"/>
+            <w:tcW w:type="dxa" w:w="1100"/>
             <w:tcBorders>
               <w:top w:val="single" w:color="A6A6A6" w:sz="4"/>
               <w:left w:val="single" w:color="A6A6A6" w:sz="4"/>
@@ -1594,63 +1589,63 @@
         </w:tc>
         <w:tc>
           <w:tcPr>
-            <w:tcW w:type="dxa" w:w="3974"/>
-            <w:tcBorders>
-              <w:top w:val="single" w:color="A6A6A6" w:sz="4"/>
-              <w:left w:val="single" w:color="A6A6A6" w:sz="4"/>
-              <w:bottom w:val="single" w:color="A6A6A6" w:sz="4"/>
-              <w:right w:val="single" w:color="A6A6A6" w:sz="4"/>
-            </w:tcBorders>
-            <w:tcMar>
-              <w:top w:type="dxa" w:w="60"/>
-              <w:left w:type="dxa" w:w="100"/>
-              <w:bottom w:type="dxa" w:w="60"/>
-              <w:right w:type="dxa" w:w="100"/>
-            </w:tcMar>
-            <w:vAlign w:val="top"/>
-          </w:tcPr>
-          <w:p>
-            <w:pPr>
-              <w:spacing w:after="20" w:line="270"/>
-            </w:pPr>
-            <w:r>
-              <w:rPr>
-                <w:rFonts w:ascii="Arial" w:cs="Arial" w:eastAsia="Arial" w:hAnsi="Arial"/>
-                <w:sz w:val="19"/>
-                <w:szCs w:val="19"/>
-              </w:rPr>
-              <w:t xml:space="preserve">Bấm Xe về kho khi mọi đơn đã chốt.</w:t>
-            </w:r>
-          </w:p>
-        </w:tc>
-        <w:tc>
-          <w:tcPr>
-            <w:tcW w:type="dxa" w:w="3578"/>
-            <w:tcBorders>
-              <w:top w:val="single" w:color="A6A6A6" w:sz="4"/>
-              <w:left w:val="single" w:color="A6A6A6" w:sz="4"/>
-              <w:bottom w:val="single" w:color="A6A6A6" w:sz="4"/>
-              <w:right w:val="single" w:color="A6A6A6" w:sz="4"/>
-            </w:tcBorders>
-            <w:tcMar>
-              <w:top w:type="dxa" w:w="60"/>
-              <w:left w:type="dxa" w:w="100"/>
-              <w:bottom w:type="dxa" w:w="60"/>
-              <w:right w:type="dxa" w:w="100"/>
-            </w:tcMar>
-            <w:vAlign w:val="top"/>
-          </w:tcPr>
-          <w:p>
-            <w:pPr>
-              <w:spacing w:after="20" w:line="270"/>
-            </w:pPr>
-            <w:r>
-              <w:rPr>
-                <w:rFonts w:ascii="Arial" w:cs="Arial" w:eastAsia="Arial" w:hAnsi="Arial"/>
-                <w:sz w:val="19"/>
-                <w:szCs w:val="19"/>
-              </w:rPr>
-              <w:t xml:space="preserve">Hàng khách không nhận nhập lại đúng kho đã xuất (phiếu "Nhập trả về"); chuyển Xe đã về kho.</w:t>
+            <w:tcW w:type="dxa" w:w="3341"/>
+            <w:tcBorders>
+              <w:top w:val="single" w:color="A6A6A6" w:sz="4"/>
+              <w:left w:val="single" w:color="A6A6A6" w:sz="4"/>
+              <w:bottom w:val="single" w:color="A6A6A6" w:sz="4"/>
+              <w:right w:val="single" w:color="A6A6A6" w:sz="4"/>
+            </w:tcBorders>
+            <w:tcMar>
+              <w:top w:type="dxa" w:w="60"/>
+              <w:left w:type="dxa" w:w="100"/>
+              <w:bottom w:type="dxa" w:w="60"/>
+              <w:right w:type="dxa" w:w="100"/>
+            </w:tcMar>
+            <w:vAlign w:val="top"/>
+          </w:tcPr>
+          <w:p>
+            <w:pPr>
+              <w:spacing w:after="20" w:line="270"/>
+            </w:pPr>
+            <w:r>
+              <w:rPr>
+                <w:rFonts w:ascii="Arial" w:cs="Arial" w:eastAsia="Arial" w:hAnsi="Arial"/>
+                <w:sz w:val="19"/>
+                <w:szCs w:val="19"/>
+              </w:rPr>
+              <w:t xml:space="preserve">Bấm Xe về kho khi mọi đơn đã chốt, chọn ngày về.</w:t>
+            </w:r>
+          </w:p>
+        </w:tc>
+        <w:tc>
+          <w:tcPr>
+            <w:tcW w:type="dxa" w:w="4537"/>
+            <w:tcBorders>
+              <w:top w:val="single" w:color="A6A6A6" w:sz="4"/>
+              <w:left w:val="single" w:color="A6A6A6" w:sz="4"/>
+              <w:bottom w:val="single" w:color="A6A6A6" w:sz="4"/>
+              <w:right w:val="single" w:color="A6A6A6" w:sz="4"/>
+            </w:tcBorders>
+            <w:tcMar>
+              <w:top w:type="dxa" w:w="60"/>
+              <w:left w:type="dxa" w:w="100"/>
+              <w:bottom w:type="dxa" w:w="60"/>
+              <w:right w:type="dxa" w:w="100"/>
+            </w:tcMar>
+            <w:vAlign w:val="top"/>
+          </w:tcPr>
+          <w:p>
+            <w:pPr>
+              <w:spacing w:after="20" w:line="270"/>
+            </w:pPr>
+            <w:r>
+              <w:rPr>
+                <w:rFonts w:ascii="Arial" w:cs="Arial" w:eastAsia="Arial" w:hAnsi="Arial"/>
+                <w:sz w:val="19"/>
+                <w:szCs w:val="19"/>
+              </w:rPr>
+              <w:t xml:space="preserve">Hàng khách không nhận nhập lại đúng kho đã xuất, đúng giá vốn đã xuất (phiếu "Nhập trả về"); chuyển Xe đã về kho.</w:t>
             </w:r>
           </w:p>
         </w:tc>
@@ -1661,7 +1656,7 @@
         </w:trPr>
         <w:tc>
           <w:tcPr>
-            <w:tcW w:type="dxa" w:w="596"/>
+            <w:tcW w:type="dxa" w:w="660"/>
             <w:tcBorders>
               <w:top w:val="single" w:color="A6A6A6" w:sz="4"/>
               <w:left w:val="single" w:color="A6A6A6" w:sz="4"/>
@@ -1692,7 +1687,7 @@
         </w:tc>
         <w:tc>
           <w:tcPr>
-            <w:tcW w:type="dxa" w:w="1490"/>
+            <w:tcW w:type="dxa" w:w="1100"/>
             <w:tcBorders>
               <w:top w:val="single" w:color="A6A6A6" w:sz="4"/>
               <w:left w:val="single" w:color="A6A6A6" w:sz="4"/>
@@ -1723,7 +1718,7 @@
         </w:tc>
         <w:tc>
           <w:tcPr>
-            <w:tcW w:type="dxa" w:w="3974"/>
+            <w:tcW w:type="dxa" w:w="3341"/>
             <w:tcBorders>
               <w:top w:val="single" w:color="A6A6A6" w:sz="4"/>
               <w:left w:val="single" w:color="A6A6A6" w:sz="4"/>
@@ -1754,7 +1749,7 @@
         </w:tc>
         <w:tc>
           <w:tcPr>
-            <w:tcW w:type="dxa" w:w="3578"/>
+            <w:tcW w:type="dxa" w:w="4537"/>
             <w:tcBorders>
               <w:top w:val="single" w:color="A6A6A6" w:sz="4"/>
               <w:left w:val="single" w:color="A6A6A6" w:sz="4"/>
@@ -1790,7 +1785,7 @@
         </w:trPr>
         <w:tc>
           <w:tcPr>
-            <w:tcW w:type="dxa" w:w="596"/>
+            <w:tcW w:type="dxa" w:w="660"/>
             <w:tcBorders>
               <w:top w:val="single" w:color="A6A6A6" w:sz="4"/>
               <w:left w:val="single" w:color="A6A6A6" w:sz="4"/>
@@ -1821,7 +1816,7 @@
         </w:tc>
         <w:tc>
           <w:tcPr>
-            <w:tcW w:type="dxa" w:w="1490"/>
+            <w:tcW w:type="dxa" w:w="1100"/>
             <w:tcBorders>
               <w:top w:val="single" w:color="A6A6A6" w:sz="4"/>
               <w:left w:val="single" w:color="A6A6A6" w:sz="4"/>
@@ -1852,7 +1847,7 @@
         </w:tc>
         <w:tc>
           <w:tcPr>
-            <w:tcW w:type="dxa" w:w="3974"/>
+            <w:tcW w:type="dxa" w:w="3341"/>
             <w:tcBorders>
               <w:top w:val="single" w:color="A6A6A6" w:sz="4"/>
               <w:left w:val="single" w:color="A6A6A6" w:sz="4"/>
@@ -1883,7 +1878,7 @@
         </w:tc>
         <w:tc>
           <w:tcPr>
-            <w:tcW w:type="dxa" w:w="3578"/>
+            <w:tcW w:type="dxa" w:w="4537"/>
             <w:tcBorders>
               <w:top w:val="single" w:color="A6A6A6" w:sz="4"/>
               <w:left w:val="single" w:color="A6A6A6" w:sz="4"/>
@@ -1919,7 +1914,7 @@
         </w:trPr>
         <w:tc>
           <w:tcPr>
-            <w:tcW w:type="dxa" w:w="596"/>
+            <w:tcW w:type="dxa" w:w="660"/>
             <w:tcBorders>
               <w:top w:val="single" w:color="A6A6A6" w:sz="4"/>
               <w:left w:val="single" w:color="A6A6A6" w:sz="4"/>
@@ -1950,7 +1945,7 @@
         </w:tc>
         <w:tc>
           <w:tcPr>
-            <w:tcW w:type="dxa" w:w="1490"/>
+            <w:tcW w:type="dxa" w:w="1100"/>
             <w:tcBorders>
               <w:top w:val="single" w:color="A6A6A6" w:sz="4"/>
               <w:left w:val="single" w:color="A6A6A6" w:sz="4"/>
@@ -1981,7 +1976,7 @@
         </w:tc>
         <w:tc>
           <w:tcPr>
-            <w:tcW w:type="dxa" w:w="3974"/>
+            <w:tcW w:type="dxa" w:w="3341"/>
             <w:tcBorders>
               <w:top w:val="single" w:color="A6A6A6" w:sz="4"/>
               <w:left w:val="single" w:color="A6A6A6" w:sz="4"/>
@@ -2012,7 +2007,7 @@
         </w:tc>
         <w:tc>
           <w:tcPr>
-            <w:tcW w:type="dxa" w:w="3578"/>
+            <w:tcW w:type="dxa" w:w="4537"/>
             <w:tcBorders>
               <w:top w:val="single" w:color="A6A6A6" w:sz="4"/>
               <w:left w:val="single" w:color="A6A6A6" w:sz="4"/>
@@ -2043,6 +2038,11 @@
         </w:tc>
       </w:tr>
     </w:tbl>
+    <w:p>
+      <w:pPr>
+        <w:spacing w:after="60"/>
+      </w:pPr>
+    </w:p>
     <w:p>
       <w:pPr>
         <w:pStyle w:val="Heading1"/>
@@ -2074,8 +2074,8 @@
         </w:tblBorders>
       </w:tblPr>
       <w:tblGrid>
-        <w:gridCol w:w="2409"/>
-        <w:gridCol w:w="7229"/>
+        <w:gridCol w:w="1430"/>
+        <w:gridCol w:w="8208"/>
       </w:tblGrid>
       <w:tr>
         <w:trPr>
@@ -2084,7 +2084,7 @@
         </w:trPr>
         <w:tc>
           <w:tcPr>
-            <w:tcW w:type="dxa" w:w="2409"/>
+            <w:tcW w:type="dxa" w:w="1430"/>
             <w:tcBorders>
               <w:top w:val="single" w:color="A6A6A6" w:sz="4"/>
               <w:left w:val="single" w:color="A6A6A6" w:sz="4"/>
@@ -2118,7 +2118,7 @@
         </w:tc>
         <w:tc>
           <w:tcPr>
-            <w:tcW w:type="dxa" w:w="7229"/>
+            <w:tcW w:type="dxa" w:w="8208"/>
             <w:tcBorders>
               <w:top w:val="single" w:color="A6A6A6" w:sz="4"/>
               <w:left w:val="single" w:color="A6A6A6" w:sz="4"/>
@@ -2157,7 +2157,7 @@
         </w:trPr>
         <w:tc>
           <w:tcPr>
-            <w:tcW w:type="dxa" w:w="2409"/>
+            <w:tcW w:type="dxa" w:w="1430"/>
             <w:tcBorders>
               <w:top w:val="single" w:color="A6A6A6" w:sz="4"/>
               <w:left w:val="single" w:color="A6A6A6" w:sz="4"/>
@@ -2188,7 +2188,7 @@
         </w:tc>
         <w:tc>
           <w:tcPr>
-            <w:tcW w:type="dxa" w:w="7229"/>
+            <w:tcW w:type="dxa" w:w="8208"/>
             <w:tcBorders>
               <w:top w:val="single" w:color="A6A6A6" w:sz="4"/>
               <w:left w:val="single" w:color="A6A6A6" w:sz="4"/>
@@ -2224,7 +2224,7 @@
         </w:trPr>
         <w:tc>
           <w:tcPr>
-            <w:tcW w:type="dxa" w:w="2409"/>
+            <w:tcW w:type="dxa" w:w="1430"/>
             <w:tcBorders>
               <w:top w:val="single" w:color="A6A6A6" w:sz="4"/>
               <w:left w:val="single" w:color="A6A6A6" w:sz="4"/>
@@ -2255,32 +2255,32 @@
         </w:tc>
         <w:tc>
           <w:tcPr>
-            <w:tcW w:type="dxa" w:w="7229"/>
-            <w:tcBorders>
-              <w:top w:val="single" w:color="A6A6A6" w:sz="4"/>
-              <w:left w:val="single" w:color="A6A6A6" w:sz="4"/>
-              <w:bottom w:val="single" w:color="A6A6A6" w:sz="4"/>
-              <w:right w:val="single" w:color="A6A6A6" w:sz="4"/>
-            </w:tcBorders>
-            <w:tcMar>
-              <w:top w:type="dxa" w:w="60"/>
-              <w:left w:type="dxa" w:w="100"/>
-              <w:bottom w:type="dxa" w:w="60"/>
-              <w:right w:type="dxa" w:w="100"/>
-            </w:tcMar>
-            <w:vAlign w:val="top"/>
-          </w:tcPr>
-          <w:p>
-            <w:pPr>
-              <w:spacing w:after="20" w:line="270"/>
-            </w:pPr>
-            <w:r>
-              <w:rPr>
-                <w:rFonts w:ascii="Arial" w:cs="Arial" w:eastAsia="Arial" w:hAnsi="Arial"/>
-                <w:sz w:val="19"/>
-                <w:szCs w:val="19"/>
-              </w:rPr>
-              <w:t xml:space="preserve">Đầu chuyến (số chứng từ, ngày chuyến, xe / biển số, tài xế, ghi chú, người tạo, giờ xuất kho, giờ về kho), thanh bước Gom đơn → Xuất kho &amp; chốt giao → Xe về kho → Hoàn tất; bốn tab: Đơn · Hàng · Phiếu · Chi phí.</w:t>
+            <w:tcW w:type="dxa" w:w="8208"/>
+            <w:tcBorders>
+              <w:top w:val="single" w:color="A6A6A6" w:sz="4"/>
+              <w:left w:val="single" w:color="A6A6A6" w:sz="4"/>
+              <w:bottom w:val="single" w:color="A6A6A6" w:sz="4"/>
+              <w:right w:val="single" w:color="A6A6A6" w:sz="4"/>
+            </w:tcBorders>
+            <w:tcMar>
+              <w:top w:type="dxa" w:w="60"/>
+              <w:left w:type="dxa" w:w="100"/>
+              <w:bottom w:type="dxa" w:w="60"/>
+              <w:right w:type="dxa" w:w="100"/>
+            </w:tcMar>
+            <w:vAlign w:val="top"/>
+          </w:tcPr>
+          <w:p>
+            <w:pPr>
+              <w:spacing w:after="20" w:line="270"/>
+            </w:pPr>
+            <w:r>
+              <w:rPr>
+                <w:rFonts w:ascii="Arial" w:cs="Arial" w:eastAsia="Arial" w:hAnsi="Arial"/>
+                <w:sz w:val="19"/>
+                <w:szCs w:val="19"/>
+              </w:rPr>
+              <w:t xml:space="preserve">Đầu chuyến (số chứng từ, ngày chuyến, xe / biển số, tài xế, ghi chú, người tạo, giờ xuất kho, giờ về kho), thanh bước Gom đơn → Xuất kho &amp; chốt giao → Xe về kho → Hoàn tất; ô chọn ngày cho xuất kho, chốt giao và xe về kho; các tab: Đơn · Hàng · Phiếu · Chi phí · Nhật ký; nút In phiếu soạn hàng (A4 / A5) và Phiếu giao hàng.</w:t>
             </w:r>
           </w:p>
         </w:tc>
@@ -2291,7 +2291,7 @@
         </w:trPr>
         <w:tc>
           <w:tcPr>
-            <w:tcW w:type="dxa" w:w="2409"/>
+            <w:tcW w:type="dxa" w:w="1430"/>
             <w:tcBorders>
               <w:top w:val="single" w:color="A6A6A6" w:sz="4"/>
               <w:left w:val="single" w:color="A6A6A6" w:sz="4"/>
@@ -2322,7 +2322,7 @@
         </w:tc>
         <w:tc>
           <w:tcPr>
-            <w:tcW w:type="dxa" w:w="7229"/>
+            <w:tcW w:type="dxa" w:w="8208"/>
             <w:tcBorders>
               <w:top w:val="single" w:color="A6A6A6" w:sz="4"/>
               <w:left w:val="single" w:color="A6A6A6" w:sz="4"/>
@@ -2358,7 +2358,7 @@
         </w:trPr>
         <w:tc>
           <w:tcPr>
-            <w:tcW w:type="dxa" w:w="2409"/>
+            <w:tcW w:type="dxa" w:w="1430"/>
             <w:tcBorders>
               <w:top w:val="single" w:color="A6A6A6" w:sz="4"/>
               <w:left w:val="single" w:color="A6A6A6" w:sz="4"/>
@@ -2389,7 +2389,7 @@
         </w:tc>
         <w:tc>
           <w:tcPr>
-            <w:tcW w:type="dxa" w:w="7229"/>
+            <w:tcW w:type="dxa" w:w="8208"/>
             <w:tcBorders>
               <w:top w:val="single" w:color="A6A6A6" w:sz="4"/>
               <w:left w:val="single" w:color="A6A6A6" w:sz="4"/>
@@ -2420,6 +2420,11 @@
         </w:tc>
       </w:tr>
     </w:tbl>
+    <w:p>
+      <w:pPr>
+        <w:spacing w:after="60"/>
+      </w:pPr>
+    </w:p>
     <w:p>
       <w:pPr>
         <w:pStyle w:val="Heading1"/>
@@ -2451,9 +2456,9 @@
         </w:tblBorders>
       </w:tblPr>
       <w:tblGrid>
-        <w:gridCol w:w="2007"/>
-        <w:gridCol w:w="4015"/>
-        <w:gridCol w:w="3616"/>
+        <w:gridCol w:w="1344"/>
+        <w:gridCol w:w="3695"/>
+        <w:gridCol w:w="4599"/>
       </w:tblGrid>
       <w:tr>
         <w:trPr>
@@ -2462,7 +2467,7 @@
         </w:trPr>
         <w:tc>
           <w:tcPr>
-            <w:tcW w:type="dxa" w:w="2007"/>
+            <w:tcW w:type="dxa" w:w="1344"/>
             <w:tcBorders>
               <w:top w:val="single" w:color="A6A6A6" w:sz="4"/>
               <w:left w:val="single" w:color="A6A6A6" w:sz="4"/>
@@ -2496,7 +2501,7 @@
         </w:tc>
         <w:tc>
           <w:tcPr>
-            <w:tcW w:type="dxa" w:w="4015"/>
+            <w:tcW w:type="dxa" w:w="3695"/>
             <w:tcBorders>
               <w:top w:val="single" w:color="A6A6A6" w:sz="4"/>
               <w:left w:val="single" w:color="A6A6A6" w:sz="4"/>
@@ -2530,7 +2535,7 @@
         </w:tc>
         <w:tc>
           <w:tcPr>
-            <w:tcW w:type="dxa" w:w="3616"/>
+            <w:tcW w:type="dxa" w:w="4599"/>
             <w:tcBorders>
               <w:top w:val="single" w:color="A6A6A6" w:sz="4"/>
               <w:left w:val="single" w:color="A6A6A6" w:sz="4"/>
@@ -2569,7 +2574,7 @@
         </w:trPr>
         <w:tc>
           <w:tcPr>
-            <w:tcW w:type="dxa" w:w="2007"/>
+            <w:tcW w:type="dxa" w:w="1344"/>
             <w:tcBorders>
               <w:top w:val="single" w:color="A6A6A6" w:sz="4"/>
               <w:left w:val="single" w:color="A6A6A6" w:sz="4"/>
@@ -2600,7 +2605,7 @@
         </w:tc>
         <w:tc>
           <w:tcPr>
-            <w:tcW w:type="dxa" w:w="4015"/>
+            <w:tcW w:type="dxa" w:w="3695"/>
             <w:tcBorders>
               <w:top w:val="single" w:color="A6A6A6" w:sz="4"/>
               <w:left w:val="single" w:color="A6A6A6" w:sz="4"/>
@@ -2631,7 +2636,7 @@
         </w:tc>
         <w:tc>
           <w:tcPr>
-            <w:tcW w:type="dxa" w:w="3616"/>
+            <w:tcW w:type="dxa" w:w="4599"/>
             <w:tcBorders>
               <w:top w:val="single" w:color="A6A6A6" w:sz="4"/>
               <w:left w:val="single" w:color="A6A6A6" w:sz="4"/>
@@ -2667,7 +2672,7 @@
         </w:trPr>
         <w:tc>
           <w:tcPr>
-            <w:tcW w:type="dxa" w:w="2007"/>
+            <w:tcW w:type="dxa" w:w="1344"/>
             <w:tcBorders>
               <w:top w:val="single" w:color="A6A6A6" w:sz="4"/>
               <w:left w:val="single" w:color="A6A6A6" w:sz="4"/>
@@ -2698,7 +2703,7 @@
         </w:tc>
         <w:tc>
           <w:tcPr>
-            <w:tcW w:type="dxa" w:w="4015"/>
+            <w:tcW w:type="dxa" w:w="3695"/>
             <w:tcBorders>
               <w:top w:val="single" w:color="A6A6A6" w:sz="4"/>
               <w:left w:val="single" w:color="A6A6A6" w:sz="4"/>
@@ -2729,7 +2734,7 @@
         </w:tc>
         <w:tc>
           <w:tcPr>
-            <w:tcW w:type="dxa" w:w="3616"/>
+            <w:tcW w:type="dxa" w:w="4599"/>
             <w:tcBorders>
               <w:top w:val="single" w:color="A6A6A6" w:sz="4"/>
               <w:left w:val="single" w:color="A6A6A6" w:sz="4"/>
@@ -2765,7 +2770,7 @@
         </w:trPr>
         <w:tc>
           <w:tcPr>
-            <w:tcW w:type="dxa" w:w="2007"/>
+            <w:tcW w:type="dxa" w:w="1344"/>
             <w:tcBorders>
               <w:top w:val="single" w:color="A6A6A6" w:sz="4"/>
               <w:left w:val="single" w:color="A6A6A6" w:sz="4"/>
@@ -2796,7 +2801,7 @@
         </w:tc>
         <w:tc>
           <w:tcPr>
-            <w:tcW w:type="dxa" w:w="4015"/>
+            <w:tcW w:type="dxa" w:w="3695"/>
             <w:tcBorders>
               <w:top w:val="single" w:color="A6A6A6" w:sz="4"/>
               <w:left w:val="single" w:color="A6A6A6" w:sz="4"/>
@@ -2827,7 +2832,7 @@
         </w:tc>
         <w:tc>
           <w:tcPr>
-            <w:tcW w:type="dxa" w:w="3616"/>
+            <w:tcW w:type="dxa" w:w="4599"/>
             <w:tcBorders>
               <w:top w:val="single" w:color="A6A6A6" w:sz="4"/>
               <w:left w:val="single" w:color="A6A6A6" w:sz="4"/>
@@ -2863,7 +2868,7 @@
         </w:trPr>
         <w:tc>
           <w:tcPr>
-            <w:tcW w:type="dxa" w:w="2007"/>
+            <w:tcW w:type="dxa" w:w="1344"/>
             <w:tcBorders>
               <w:top w:val="single" w:color="A6A6A6" w:sz="4"/>
               <w:left w:val="single" w:color="A6A6A6" w:sz="4"/>
@@ -2894,7 +2899,7 @@
         </w:tc>
         <w:tc>
           <w:tcPr>
-            <w:tcW w:type="dxa" w:w="4015"/>
+            <w:tcW w:type="dxa" w:w="3695"/>
             <w:tcBorders>
               <w:top w:val="single" w:color="A6A6A6" w:sz="4"/>
               <w:left w:val="single" w:color="A6A6A6" w:sz="4"/>
@@ -2925,7 +2930,7 @@
         </w:tc>
         <w:tc>
           <w:tcPr>
-            <w:tcW w:type="dxa" w:w="3616"/>
+            <w:tcW w:type="dxa" w:w="4599"/>
             <w:tcBorders>
               <w:top w:val="single" w:color="A6A6A6" w:sz="4"/>
               <w:left w:val="single" w:color="A6A6A6" w:sz="4"/>
@@ -2961,7 +2966,7 @@
         </w:trPr>
         <w:tc>
           <w:tcPr>
-            <w:tcW w:type="dxa" w:w="2007"/>
+            <w:tcW w:type="dxa" w:w="1344"/>
             <w:tcBorders>
               <w:top w:val="single" w:color="A6A6A6" w:sz="4"/>
               <w:left w:val="single" w:color="A6A6A6" w:sz="4"/>
@@ -2992,7 +2997,7 @@
         </w:tc>
         <w:tc>
           <w:tcPr>
-            <w:tcW w:type="dxa" w:w="4015"/>
+            <w:tcW w:type="dxa" w:w="3695"/>
             <w:tcBorders>
               <w:top w:val="single" w:color="A6A6A6" w:sz="4"/>
               <w:left w:val="single" w:color="A6A6A6" w:sz="4"/>
@@ -3023,7 +3028,7 @@
         </w:tc>
         <w:tc>
           <w:tcPr>
-            <w:tcW w:type="dxa" w:w="3616"/>
+            <w:tcW w:type="dxa" w:w="4599"/>
             <w:tcBorders>
               <w:top w:val="single" w:color="A6A6A6" w:sz="4"/>
               <w:left w:val="single" w:color="A6A6A6" w:sz="4"/>
@@ -3054,6 +3059,11 @@
         </w:tc>
       </w:tr>
     </w:tbl>
+    <w:p>
+      <w:pPr>
+        <w:spacing w:after="60"/>
+      </w:pPr>
+    </w:p>
     <w:p>
       <w:pPr>
         <w:pStyle w:val="Heading1"/>
@@ -3077,7 +3087,7 @@
         <w:pStyle w:val="ListParagraph"/>
         <w:numPr>
           <w:ilvl w:val="0"/>
-          <w:numId w:val="3"/>
+          <w:numId w:val="2"/>
         </w:numPr>
         <w:spacing w:after="70" w:line="290"/>
       </w:pPr>
@@ -3095,18 +3105,10 @@
         <w:pStyle w:val="ListParagraph"/>
         <w:numPr>
           <w:ilvl w:val="0"/>
-          <w:numId w:val="3"/>
+          <w:numId w:val="2"/>
         </w:numPr>
         <w:spacing w:after="70" w:line="290"/>
       </w:pPr>
-      <w:r>
-        <w:rPr>
-          <w:rFonts w:ascii="Arial" w:cs="Arial" w:eastAsia="Arial" w:hAnsi="Arial"/>
-          <w:sz w:val="21"/>
-          <w:szCs w:val="21"/>
-        </w:rPr>
-        <w:t xml:space="preserve"/>
-      </w:r>
       <w:r>
         <w:rPr>
           <w:rFonts w:ascii="Arial" w:cs="Arial" w:eastAsia="Arial" w:hAnsi="Arial"/>
@@ -3131,7 +3133,7 @@
         <w:pStyle w:val="ListParagraph"/>
         <w:numPr>
           <w:ilvl w:val="0"/>
-          <w:numId w:val="3"/>
+          <w:numId w:val="2"/>
         </w:numPr>
         <w:spacing w:after="70" w:line="290"/>
       </w:pPr>
@@ -3141,7 +3143,7 @@
           <w:sz w:val="21"/>
           <w:szCs w:val="21"/>
         </w:rPr>
-        <w:t xml:space="preserve">Số chốt giao mỗi dòng không vượt số đã xếp lên xe.</w:t>
+        <w:t xml:space="preserve">Số chốt giao mỗi dòng không vượt số đã xếp lên xe và số còn phải giao — vượt thì bị từ chối, không tự cắt bớt.</w:t>
       </w:r>
     </w:p>
     <w:p>
@@ -3149,18 +3151,10 @@
         <w:pStyle w:val="ListParagraph"/>
         <w:numPr>
           <w:ilvl w:val="0"/>
-          <w:numId w:val="3"/>
+          <w:numId w:val="2"/>
         </w:numPr>
         <w:spacing w:after="70" w:line="290"/>
       </w:pPr>
-      <w:r>
-        <w:rPr>
-          <w:rFonts w:ascii="Arial" w:cs="Arial" w:eastAsia="Arial" w:hAnsi="Arial"/>
-          <w:sz w:val="21"/>
-          <w:szCs w:val="21"/>
-        </w:rPr>
-        <w:t xml:space="preserve"/>
-      </w:r>
       <w:r>
         <w:rPr>
           <w:rFonts w:ascii="Arial" w:cs="Arial" w:eastAsia="Arial" w:hAnsi="Arial"/>
@@ -3177,7 +3171,7 @@
           <w:sz w:val="21"/>
           <w:szCs w:val="21"/>
         </w:rPr>
-        <w:t xml:space="preserve"> lúc chốt; hạn thanh toán = ngày nhận + số ngày được nợ.</w:t>
+        <w:t xml:space="preserve"> lúc chốt, mỗi lần chốt một đợt / một khoản; hạn thanh toán = ngày nhận + số ngày được nợ.</w:t>
       </w:r>
     </w:p>
     <w:p>
@@ -3185,18 +3179,38 @@
         <w:pStyle w:val="ListParagraph"/>
         <w:numPr>
           <w:ilvl w:val="0"/>
-          <w:numId w:val="3"/>
+          <w:numId w:val="2"/>
         </w:numPr>
         <w:spacing w:after="70" w:line="290"/>
       </w:pPr>
       <w:r>
         <w:rPr>
           <w:rFonts w:ascii="Arial" w:cs="Arial" w:eastAsia="Arial" w:hAnsi="Arial"/>
+          <w:b/>
+          <w:bCs/>
           <w:sz w:val="21"/>
           <w:szCs w:val="21"/>
         </w:rPr>
-        <w:t xml:space="preserve"/>
+        <w:t xml:space="preserve">Ngày chứng từ:</w:t>
       </w:r>
+      <w:r>
+        <w:rPr>
+          <w:rFonts w:ascii="Arial" w:cs="Arial" w:eastAsia="Arial" w:hAnsi="Arial"/>
+          <w:sz w:val="21"/>
+          <w:szCs w:val="21"/>
+        </w:rPr>
+        <w:t xml:space="preserve"> ngày xuất kho không sau hôm nay và không trước ngày đặt của các đơn; ngày chốt giao không trước ngày xuất kho chuyến; ngày xe về kho không trước ngày xuất kho và ngày chốt giao muộn nhất; không ngày nào thuộc kỳ đã khoá sổ.</w:t>
+      </w:r>
+    </w:p>
+    <w:p>
+      <w:pPr>
+        <w:pStyle w:val="ListParagraph"/>
+        <w:numPr>
+          <w:ilvl w:val="0"/>
+          <w:numId w:val="2"/>
+        </w:numPr>
+        <w:spacing w:after="70" w:line="290"/>
+      </w:pPr>
       <w:r>
         <w:rPr>
           <w:rFonts w:ascii="Arial" w:cs="Arial" w:eastAsia="Arial" w:hAnsi="Arial"/>
@@ -3221,7 +3235,7 @@
         <w:pStyle w:val="ListParagraph"/>
         <w:numPr>
           <w:ilvl w:val="0"/>
-          <w:numId w:val="3"/>
+          <w:numId w:val="2"/>
         </w:numPr>
         <w:spacing w:after="70" w:line="290"/>
       </w:pPr>
@@ -3231,8 +3245,36 @@
           <w:sz w:val="21"/>
           <w:szCs w:val="21"/>
         </w:rPr>
-        <w:t xml:space="preserve"/>
+        <w:t xml:space="preserve">Chuyến có đơn đã huỷ hoặc đã kết thúc không xuất kho được; không chốt giao đơn đã huỷ. Đơn trên chuyến chưa về kho không huỷ, không kết thúc được ở màn đơn.</w:t>
       </w:r>
+    </w:p>
+    <w:p>
+      <w:pPr>
+        <w:pStyle w:val="ListParagraph"/>
+        <w:numPr>
+          <w:ilvl w:val="0"/>
+          <w:numId w:val="2"/>
+        </w:numPr>
+        <w:spacing w:after="70" w:line="290"/>
+      </w:pPr>
+      <w:r>
+        <w:rPr>
+          <w:rFonts w:ascii="Arial" w:cs="Arial" w:eastAsia="Arial" w:hAnsi="Arial"/>
+          <w:sz w:val="21"/>
+          <w:szCs w:val="21"/>
+        </w:rPr>
+        <w:t xml:space="preserve">Bỏ chốt giao tự huỷ phiếu thu "Thu tiền ngay" của đợt đó, không được làm quỹ âm (trừ quyền Chi vượt tồn quỹ); không bỏ chốt được khi đơn còn phiếu trả hàng.</w:t>
+      </w:r>
+    </w:p>
+    <w:p>
+      <w:pPr>
+        <w:pStyle w:val="ListParagraph"/>
+        <w:numPr>
+          <w:ilvl w:val="0"/>
+          <w:numId w:val="2"/>
+        </w:numPr>
+        <w:spacing w:after="70" w:line="290"/>
+      </w:pPr>
       <w:r>
         <w:rPr>
           <w:rFonts w:ascii="Arial" w:cs="Arial" w:eastAsia="Arial" w:hAnsi="Arial"/>
@@ -3257,18 +3299,10 @@
         <w:pStyle w:val="ListParagraph"/>
         <w:numPr>
           <w:ilvl w:val="0"/>
-          <w:numId w:val="3"/>
+          <w:numId w:val="2"/>
         </w:numPr>
         <w:spacing w:after="70" w:line="290"/>
       </w:pPr>
-      <w:r>
-        <w:rPr>
-          <w:rFonts w:ascii="Arial" w:cs="Arial" w:eastAsia="Arial" w:hAnsi="Arial"/>
-          <w:sz w:val="21"/>
-          <w:szCs w:val="21"/>
-        </w:rPr>
-        <w:t xml:space="preserve"/>
-      </w:r>
       <w:r>
         <w:rPr>
           <w:rFonts w:ascii="Arial" w:cs="Arial" w:eastAsia="Arial" w:hAnsi="Arial"/>
@@ -3293,7 +3327,7 @@
         <w:pStyle w:val="ListParagraph"/>
         <w:numPr>
           <w:ilvl w:val="0"/>
-          <w:numId w:val="3"/>
+          <w:numId w:val="2"/>
         </w:numPr>
         <w:spacing w:after="70" w:line="290"/>
       </w:pPr>
@@ -3337,9 +3371,9 @@
         </w:tblBorders>
       </w:tblPr>
       <w:tblGrid>
-        <w:gridCol w:w="2409"/>
-        <w:gridCol w:w="2007"/>
-        <w:gridCol w:w="5222"/>
+        <w:gridCol w:w="3877"/>
+        <w:gridCol w:w="1463"/>
+        <w:gridCol w:w="4298"/>
       </w:tblGrid>
       <w:tr>
         <w:trPr>
@@ -3348,7 +3382,7 @@
         </w:trPr>
         <w:tc>
           <w:tcPr>
-            <w:tcW w:type="dxa" w:w="2409"/>
+            <w:tcW w:type="dxa" w:w="3877"/>
             <w:tcBorders>
               <w:top w:val="single" w:color="A6A6A6" w:sz="4"/>
               <w:left w:val="single" w:color="A6A6A6" w:sz="4"/>
@@ -3382,7 +3416,7 @@
         </w:tc>
         <w:tc>
           <w:tcPr>
-            <w:tcW w:type="dxa" w:w="2007"/>
+            <w:tcW w:type="dxa" w:w="1463"/>
             <w:tcBorders>
               <w:top w:val="single" w:color="A6A6A6" w:sz="4"/>
               <w:left w:val="single" w:color="A6A6A6" w:sz="4"/>
@@ -3416,7 +3450,7 @@
         </w:tc>
         <w:tc>
           <w:tcPr>
-            <w:tcW w:type="dxa" w:w="5222"/>
+            <w:tcW w:type="dxa" w:w="4298"/>
             <w:tcBorders>
               <w:top w:val="single" w:color="A6A6A6" w:sz="4"/>
               <w:left w:val="single" w:color="A6A6A6" w:sz="4"/>
@@ -3455,7 +3489,7 @@
         </w:trPr>
         <w:tc>
           <w:tcPr>
-            <w:tcW w:type="dxa" w:w="2409"/>
+            <w:tcW w:type="dxa" w:w="3877"/>
             <w:tcBorders>
               <w:top w:val="single" w:color="A6A6A6" w:sz="4"/>
               <w:left w:val="single" w:color="A6A6A6" w:sz="4"/>
@@ -3486,7 +3520,7 @@
         </w:tc>
         <w:tc>
           <w:tcPr>
-            <w:tcW w:type="dxa" w:w="2007"/>
+            <w:tcW w:type="dxa" w:w="1463"/>
             <w:tcBorders>
               <w:top w:val="single" w:color="A6A6A6" w:sz="4"/>
               <w:left w:val="single" w:color="A6A6A6" w:sz="4"/>
@@ -3517,7 +3551,7 @@
         </w:tc>
         <w:tc>
           <w:tcPr>
-            <w:tcW w:type="dxa" w:w="5222"/>
+            <w:tcW w:type="dxa" w:w="4298"/>
             <w:tcBorders>
               <w:top w:val="single" w:color="A6A6A6" w:sz="4"/>
               <w:left w:val="single" w:color="A6A6A6" w:sz="4"/>
@@ -3553,7 +3587,7 @@
         </w:trPr>
         <w:tc>
           <w:tcPr>
-            <w:tcW w:type="dxa" w:w="2409"/>
+            <w:tcW w:type="dxa" w:w="3877"/>
             <w:tcBorders>
               <w:top w:val="single" w:color="A6A6A6" w:sz="4"/>
               <w:left w:val="single" w:color="A6A6A6" w:sz="4"/>
@@ -3584,7 +3618,7 @@
         </w:tc>
         <w:tc>
           <w:tcPr>
-            <w:tcW w:type="dxa" w:w="2007"/>
+            <w:tcW w:type="dxa" w:w="1463"/>
             <w:tcBorders>
               <w:top w:val="single" w:color="A6A6A6" w:sz="4"/>
               <w:left w:val="single" w:color="A6A6A6" w:sz="4"/>
@@ -3615,7 +3649,7 @@
         </w:tc>
         <w:tc>
           <w:tcPr>
-            <w:tcW w:type="dxa" w:w="5222"/>
+            <w:tcW w:type="dxa" w:w="4298"/>
             <w:tcBorders>
               <w:top w:val="single" w:color="A6A6A6" w:sz="4"/>
               <w:left w:val="single" w:color="A6A6A6" w:sz="4"/>
@@ -3651,7 +3685,7 @@
         </w:trPr>
         <w:tc>
           <w:tcPr>
-            <w:tcW w:type="dxa" w:w="2409"/>
+            <w:tcW w:type="dxa" w:w="3877"/>
             <w:tcBorders>
               <w:top w:val="single" w:color="A6A6A6" w:sz="4"/>
               <w:left w:val="single" w:color="A6A6A6" w:sz="4"/>
@@ -3682,7 +3716,7 @@
         </w:tc>
         <w:tc>
           <w:tcPr>
-            <w:tcW w:type="dxa" w:w="2007"/>
+            <w:tcW w:type="dxa" w:w="1463"/>
             <w:tcBorders>
               <w:top w:val="single" w:color="A6A6A6" w:sz="4"/>
               <w:left w:val="single" w:color="A6A6A6" w:sz="4"/>
@@ -3713,7 +3747,7 @@
         </w:tc>
         <w:tc>
           <w:tcPr>
-            <w:tcW w:type="dxa" w:w="5222"/>
+            <w:tcW w:type="dxa" w:w="4298"/>
             <w:tcBorders>
               <w:top w:val="single" w:color="A6A6A6" w:sz="4"/>
               <w:left w:val="single" w:color="A6A6A6" w:sz="4"/>
@@ -3749,7 +3783,7 @@
         </w:trPr>
         <w:tc>
           <w:tcPr>
-            <w:tcW w:type="dxa" w:w="2409"/>
+            <w:tcW w:type="dxa" w:w="3877"/>
             <w:tcBorders>
               <w:top w:val="single" w:color="A6A6A6" w:sz="4"/>
               <w:left w:val="single" w:color="A6A6A6" w:sz="4"/>
@@ -3780,7 +3814,7 @@
         </w:tc>
         <w:tc>
           <w:tcPr>
-            <w:tcW w:type="dxa" w:w="2007"/>
+            <w:tcW w:type="dxa" w:w="1463"/>
             <w:tcBorders>
               <w:top w:val="single" w:color="A6A6A6" w:sz="4"/>
               <w:left w:val="single" w:color="A6A6A6" w:sz="4"/>
@@ -3811,7 +3845,7 @@
         </w:tc>
         <w:tc>
           <w:tcPr>
-            <w:tcW w:type="dxa" w:w="5222"/>
+            <w:tcW w:type="dxa" w:w="4298"/>
             <w:tcBorders>
               <w:top w:val="single" w:color="A6A6A6" w:sz="4"/>
               <w:left w:val="single" w:color="A6A6A6" w:sz="4"/>
@@ -3847,7 +3881,7 @@
         </w:trPr>
         <w:tc>
           <w:tcPr>
-            <w:tcW w:type="dxa" w:w="2409"/>
+            <w:tcW w:type="dxa" w:w="3877"/>
             <w:tcBorders>
               <w:top w:val="single" w:color="A6A6A6" w:sz="4"/>
               <w:left w:val="single" w:color="A6A6A6" w:sz="4"/>
@@ -3878,7 +3912,7 @@
         </w:tc>
         <w:tc>
           <w:tcPr>
-            <w:tcW w:type="dxa" w:w="2007"/>
+            <w:tcW w:type="dxa" w:w="1463"/>
             <w:tcBorders>
               <w:top w:val="single" w:color="A6A6A6" w:sz="4"/>
               <w:left w:val="single" w:color="A6A6A6" w:sz="4"/>
@@ -3909,7 +3943,7 @@
         </w:tc>
         <w:tc>
           <w:tcPr>
-            <w:tcW w:type="dxa" w:w="5222"/>
+            <w:tcW w:type="dxa" w:w="4298"/>
             <w:tcBorders>
               <w:top w:val="single" w:color="A6A6A6" w:sz="4"/>
               <w:left w:val="single" w:color="A6A6A6" w:sz="4"/>
@@ -3945,7 +3979,7 @@
         </w:trPr>
         <w:tc>
           <w:tcPr>
-            <w:tcW w:type="dxa" w:w="2409"/>
+            <w:tcW w:type="dxa" w:w="3877"/>
             <w:tcBorders>
               <w:top w:val="single" w:color="A6A6A6" w:sz="4"/>
               <w:left w:val="single" w:color="A6A6A6" w:sz="4"/>
@@ -3976,7 +4010,7 @@
         </w:tc>
         <w:tc>
           <w:tcPr>
-            <w:tcW w:type="dxa" w:w="2007"/>
+            <w:tcW w:type="dxa" w:w="1463"/>
             <w:tcBorders>
               <w:top w:val="single" w:color="A6A6A6" w:sz="4"/>
               <w:left w:val="single" w:color="A6A6A6" w:sz="4"/>
@@ -4007,7 +4041,7 @@
         </w:tc>
         <w:tc>
           <w:tcPr>
-            <w:tcW w:type="dxa" w:w="5222"/>
+            <w:tcW w:type="dxa" w:w="4298"/>
             <w:tcBorders>
               <w:top w:val="single" w:color="A6A6A6" w:sz="4"/>
               <w:left w:val="single" w:color="A6A6A6" w:sz="4"/>
@@ -4038,6 +4072,11 @@
         </w:tc>
       </w:tr>
     </w:tbl>
+    <w:p>
+      <w:pPr>
+        <w:spacing w:after="60"/>
+      </w:pPr>
+    </w:p>
     <w:p>
       <w:pPr>
         <w:pStyle w:val="Heading1"/>
@@ -4069,8 +4108,8 @@
         </w:tblBorders>
       </w:tblPr>
       <w:tblGrid>
-        <w:gridCol w:w="3011"/>
-        <w:gridCol w:w="6627"/>
+        <w:gridCol w:w="1641"/>
+        <w:gridCol w:w="7997"/>
       </w:tblGrid>
       <w:tr>
         <w:trPr>
@@ -4079,7 +4118,7 @@
         </w:trPr>
         <w:tc>
           <w:tcPr>
-            <w:tcW w:type="dxa" w:w="3011"/>
+            <w:tcW w:type="dxa" w:w="1641"/>
             <w:tcBorders>
               <w:top w:val="single" w:color="A6A6A6" w:sz="4"/>
               <w:left w:val="single" w:color="A6A6A6" w:sz="4"/>
@@ -4113,7 +4152,7 @@
         </w:tc>
         <w:tc>
           <w:tcPr>
-            <w:tcW w:type="dxa" w:w="6627"/>
+            <w:tcW w:type="dxa" w:w="7997"/>
             <w:tcBorders>
               <w:top w:val="single" w:color="A6A6A6" w:sz="4"/>
               <w:left w:val="single" w:color="A6A6A6" w:sz="4"/>
@@ -4152,7 +4191,7 @@
         </w:trPr>
         <w:tc>
           <w:tcPr>
-            <w:tcW w:type="dxa" w:w="3011"/>
+            <w:tcW w:type="dxa" w:w="1641"/>
             <w:tcBorders>
               <w:top w:val="single" w:color="A6A6A6" w:sz="4"/>
               <w:left w:val="single" w:color="A6A6A6" w:sz="4"/>
@@ -4183,7 +4222,7 @@
         </w:tc>
         <w:tc>
           <w:tcPr>
-            <w:tcW w:type="dxa" w:w="6627"/>
+            <w:tcW w:type="dxa" w:w="7997"/>
             <w:tcBorders>
               <w:top w:val="single" w:color="A6A6A6" w:sz="4"/>
               <w:left w:val="single" w:color="A6A6A6" w:sz="4"/>
@@ -4219,7 +4258,7 @@
         </w:trPr>
         <w:tc>
           <w:tcPr>
-            <w:tcW w:type="dxa" w:w="3011"/>
+            <w:tcW w:type="dxa" w:w="1641"/>
             <w:tcBorders>
               <w:top w:val="single" w:color="A6A6A6" w:sz="4"/>
               <w:left w:val="single" w:color="A6A6A6" w:sz="4"/>
@@ -4250,32 +4289,32 @@
         </w:tc>
         <w:tc>
           <w:tcPr>
-            <w:tcW w:type="dxa" w:w="6627"/>
-            <w:tcBorders>
-              <w:top w:val="single" w:color="A6A6A6" w:sz="4"/>
-              <w:left w:val="single" w:color="A6A6A6" w:sz="4"/>
-              <w:bottom w:val="single" w:color="A6A6A6" w:sz="4"/>
-              <w:right w:val="single" w:color="A6A6A6" w:sz="4"/>
-            </w:tcBorders>
-            <w:tcMar>
-              <w:top w:type="dxa" w:w="60"/>
-              <w:left w:type="dxa" w:w="100"/>
-              <w:bottom w:type="dxa" w:w="60"/>
-              <w:right w:type="dxa" w:w="100"/>
-            </w:tcMar>
-            <w:vAlign w:val="top"/>
-          </w:tcPr>
-          <w:p>
-            <w:pPr>
-              <w:spacing w:after="20" w:line="270"/>
-            </w:pPr>
-            <w:r>
-              <w:rPr>
-                <w:rFonts w:ascii="Arial" w:cs="Arial" w:eastAsia="Arial" w:hAnsi="Arial"/>
-                <w:sz w:val="19"/>
-                <w:szCs w:val="19"/>
-              </w:rPr>
-              <w:t xml:space="preserve">Công nợ phải thu + theo số thực nhận.</w:t>
+            <w:tcW w:type="dxa" w:w="7997"/>
+            <w:tcBorders>
+              <w:top w:val="single" w:color="A6A6A6" w:sz="4"/>
+              <w:left w:val="single" w:color="A6A6A6" w:sz="4"/>
+              <w:bottom w:val="single" w:color="A6A6A6" w:sz="4"/>
+              <w:right w:val="single" w:color="A6A6A6" w:sz="4"/>
+            </w:tcBorders>
+            <w:tcMar>
+              <w:top w:type="dxa" w:w="60"/>
+              <w:left w:type="dxa" w:w="100"/>
+              <w:bottom w:type="dxa" w:w="60"/>
+              <w:right w:type="dxa" w:w="100"/>
+            </w:tcMar>
+            <w:vAlign w:val="top"/>
+          </w:tcPr>
+          <w:p>
+            <w:pPr>
+              <w:spacing w:after="20" w:line="270"/>
+            </w:pPr>
+            <w:r>
+              <w:rPr>
+                <w:rFonts w:ascii="Arial" w:cs="Arial" w:eastAsia="Arial" w:hAnsi="Arial"/>
+                <w:sz w:val="19"/>
+                <w:szCs w:val="19"/>
+              </w:rPr>
+              <w:t xml:space="preserve">Công nợ phải thu + theo số thực nhận (một khoản mỗi đợt); Thu tiền ngay thì quỹ + bằng phiếu thu tự lập.</w:t>
             </w:r>
           </w:p>
         </w:tc>
@@ -4286,63 +4325,63 @@
         </w:trPr>
         <w:tc>
           <w:tcPr>
-            <w:tcW w:type="dxa" w:w="3011"/>
-            <w:tcBorders>
-              <w:top w:val="single" w:color="A6A6A6" w:sz="4"/>
-              <w:left w:val="single" w:color="A6A6A6" w:sz="4"/>
-              <w:bottom w:val="single" w:color="A6A6A6" w:sz="4"/>
-              <w:right w:val="single" w:color="A6A6A6" w:sz="4"/>
-            </w:tcBorders>
-            <w:tcMar>
-              <w:top w:type="dxa" w:w="60"/>
-              <w:left w:type="dxa" w:w="100"/>
-              <w:bottom w:type="dxa" w:w="60"/>
-              <w:right w:type="dxa" w:w="100"/>
-            </w:tcMar>
-            <w:vAlign w:val="top"/>
-          </w:tcPr>
-          <w:p>
-            <w:pPr>
-              <w:spacing w:after="20" w:line="270"/>
-            </w:pPr>
-            <w:r>
-              <w:rPr>
-                <w:rFonts w:ascii="Arial" w:cs="Arial" w:eastAsia="Arial" w:hAnsi="Arial"/>
-                <w:sz w:val="19"/>
-                <w:szCs w:val="19"/>
-              </w:rPr>
-              <w:t xml:space="preserve">Xe về kho</w:t>
-            </w:r>
-          </w:p>
-        </w:tc>
-        <w:tc>
-          <w:tcPr>
-            <w:tcW w:type="dxa" w:w="6627"/>
-            <w:tcBorders>
-              <w:top w:val="single" w:color="A6A6A6" w:sz="4"/>
-              <w:left w:val="single" w:color="A6A6A6" w:sz="4"/>
-              <w:bottom w:val="single" w:color="A6A6A6" w:sz="4"/>
-              <w:right w:val="single" w:color="A6A6A6" w:sz="4"/>
-            </w:tcBorders>
-            <w:tcMar>
-              <w:top w:type="dxa" w:w="60"/>
-              <w:left w:type="dxa" w:w="100"/>
-              <w:bottom w:type="dxa" w:w="60"/>
-              <w:right w:type="dxa" w:w="100"/>
-            </w:tcMar>
-            <w:vAlign w:val="top"/>
-          </w:tcPr>
-          <w:p>
-            <w:pPr>
-              <w:spacing w:after="20" w:line="270"/>
-            </w:pPr>
-            <w:r>
-              <w:rPr>
-                <w:rFonts w:ascii="Arial" w:cs="Arial" w:eastAsia="Arial" w:hAnsi="Arial"/>
-                <w:sz w:val="19"/>
-                <w:szCs w:val="19"/>
-              </w:rPr>
-              <w:t xml:space="preserve">Tồn + hàng không giao được (Nhập trả về).</w:t>
+            <w:tcW w:type="dxa" w:w="1641"/>
+            <w:tcBorders>
+              <w:top w:val="single" w:color="A6A6A6" w:sz="4"/>
+              <w:left w:val="single" w:color="A6A6A6" w:sz="4"/>
+              <w:bottom w:val="single" w:color="A6A6A6" w:sz="4"/>
+              <w:right w:val="single" w:color="A6A6A6" w:sz="4"/>
+            </w:tcBorders>
+            <w:tcMar>
+              <w:top w:type="dxa" w:w="60"/>
+              <w:left w:type="dxa" w:w="100"/>
+              <w:bottom w:type="dxa" w:w="60"/>
+              <w:right w:type="dxa" w:w="100"/>
+            </w:tcMar>
+            <w:vAlign w:val="top"/>
+          </w:tcPr>
+          <w:p>
+            <w:pPr>
+              <w:spacing w:after="20" w:line="270"/>
+            </w:pPr>
+            <w:r>
+              <w:rPr>
+                <w:rFonts w:ascii="Arial" w:cs="Arial" w:eastAsia="Arial" w:hAnsi="Arial"/>
+                <w:sz w:val="19"/>
+                <w:szCs w:val="19"/>
+              </w:rPr>
+              <w:t xml:space="preserve">Bỏ chốt giao</w:t>
+            </w:r>
+          </w:p>
+        </w:tc>
+        <w:tc>
+          <w:tcPr>
+            <w:tcW w:type="dxa" w:w="7997"/>
+            <w:tcBorders>
+              <w:top w:val="single" w:color="A6A6A6" w:sz="4"/>
+              <w:left w:val="single" w:color="A6A6A6" w:sz="4"/>
+              <w:bottom w:val="single" w:color="A6A6A6" w:sz="4"/>
+              <w:right w:val="single" w:color="A6A6A6" w:sz="4"/>
+            </w:tcBorders>
+            <w:tcMar>
+              <w:top w:type="dxa" w:w="60"/>
+              <w:left w:type="dxa" w:w="100"/>
+              <w:bottom w:type="dxa" w:w="60"/>
+              <w:right w:type="dxa" w:w="100"/>
+            </w:tcMar>
+            <w:vAlign w:val="top"/>
+          </w:tcPr>
+          <w:p>
+            <w:pPr>
+              <w:spacing w:after="20" w:line="270"/>
+            </w:pPr>
+            <w:r>
+              <w:rPr>
+                <w:rFonts w:ascii="Arial" w:cs="Arial" w:eastAsia="Arial" w:hAnsi="Arial"/>
+                <w:sz w:val="19"/>
+                <w:szCs w:val="19"/>
+              </w:rPr>
+              <w:t xml:space="preserve">Xoá đợt giao; công nợ và phiếu thu tự lập của đợt bị huỷ.</w:t>
             </w:r>
           </w:p>
         </w:tc>
@@ -4353,7 +4392,74 @@
         </w:trPr>
         <w:tc>
           <w:tcPr>
-            <w:tcW w:type="dxa" w:w="3011"/>
+            <w:tcW w:type="dxa" w:w="1641"/>
+            <w:tcBorders>
+              <w:top w:val="single" w:color="A6A6A6" w:sz="4"/>
+              <w:left w:val="single" w:color="A6A6A6" w:sz="4"/>
+              <w:bottom w:val="single" w:color="A6A6A6" w:sz="4"/>
+              <w:right w:val="single" w:color="A6A6A6" w:sz="4"/>
+            </w:tcBorders>
+            <w:tcMar>
+              <w:top w:type="dxa" w:w="60"/>
+              <w:left w:type="dxa" w:w="100"/>
+              <w:bottom w:type="dxa" w:w="60"/>
+              <w:right w:type="dxa" w:w="100"/>
+            </w:tcMar>
+            <w:vAlign w:val="top"/>
+          </w:tcPr>
+          <w:p>
+            <w:pPr>
+              <w:spacing w:after="20" w:line="270"/>
+            </w:pPr>
+            <w:r>
+              <w:rPr>
+                <w:rFonts w:ascii="Arial" w:cs="Arial" w:eastAsia="Arial" w:hAnsi="Arial"/>
+                <w:sz w:val="19"/>
+                <w:szCs w:val="19"/>
+              </w:rPr>
+              <w:t xml:space="preserve">Xe về kho</w:t>
+            </w:r>
+          </w:p>
+        </w:tc>
+        <w:tc>
+          <w:tcPr>
+            <w:tcW w:type="dxa" w:w="7997"/>
+            <w:tcBorders>
+              <w:top w:val="single" w:color="A6A6A6" w:sz="4"/>
+              <w:left w:val="single" w:color="A6A6A6" w:sz="4"/>
+              <w:bottom w:val="single" w:color="A6A6A6" w:sz="4"/>
+              <w:right w:val="single" w:color="A6A6A6" w:sz="4"/>
+            </w:tcBorders>
+            <w:tcMar>
+              <w:top w:type="dxa" w:w="60"/>
+              <w:left w:type="dxa" w:w="100"/>
+              <w:bottom w:type="dxa" w:w="60"/>
+              <w:right w:type="dxa" w:w="100"/>
+            </w:tcMar>
+            <w:vAlign w:val="top"/>
+          </w:tcPr>
+          <w:p>
+            <w:pPr>
+              <w:spacing w:after="20" w:line="270"/>
+            </w:pPr>
+            <w:r>
+              <w:rPr>
+                <w:rFonts w:ascii="Arial" w:cs="Arial" w:eastAsia="Arial" w:hAnsi="Arial"/>
+                <w:sz w:val="19"/>
+                <w:szCs w:val="19"/>
+              </w:rPr>
+              <w:t xml:space="preserve">Tồn + hàng không giao được (Nhập trả về).</w:t>
+            </w:r>
+          </w:p>
+        </w:tc>
+      </w:tr>
+      <w:tr>
+        <w:trPr>
+          <w:cantSplit/>
+        </w:trPr>
+        <w:tc>
+          <w:tcPr>
+            <w:tcW w:type="dxa" w:w="1641"/>
             <w:tcBorders>
               <w:top w:val="single" w:color="A6A6A6" w:sz="4"/>
               <w:left w:val="single" w:color="A6A6A6" w:sz="4"/>
@@ -4384,7 +4490,7 @@
         </w:tc>
         <w:tc>
           <w:tcPr>
-            <w:tcW w:type="dxa" w:w="6627"/>
+            <w:tcW w:type="dxa" w:w="7997"/>
             <w:tcBorders>
               <w:top w:val="single" w:color="A6A6A6" w:sz="4"/>
               <w:left w:val="single" w:color="A6A6A6" w:sz="4"/>
@@ -4415,6 +4521,11 @@
         </w:tc>
       </w:tr>
     </w:tbl>
+    <w:p>
+      <w:pPr>
+        <w:spacing w:after="60"/>
+      </w:pPr>
+    </w:p>
     <w:p>
       <w:pPr>
         <w:pStyle w:val="Heading1"/>
@@ -4446,8 +4557,8 @@
         </w:tblBorders>
       </w:tblPr>
       <w:tblGrid>
-        <w:gridCol w:w="2610"/>
-        <w:gridCol w:w="7028"/>
+        <w:gridCol w:w="3213"/>
+        <w:gridCol w:w="6425"/>
       </w:tblGrid>
       <w:tr>
         <w:trPr>
@@ -4456,7 +4567,7 @@
         </w:trPr>
         <w:tc>
           <w:tcPr>
-            <w:tcW w:type="dxa" w:w="2610"/>
+            <w:tcW w:type="dxa" w:w="3213"/>
             <w:tcBorders>
               <w:top w:val="single" w:color="A6A6A6" w:sz="4"/>
               <w:left w:val="single" w:color="A6A6A6" w:sz="4"/>
@@ -4490,7 +4601,7 @@
         </w:tc>
         <w:tc>
           <w:tcPr>
-            <w:tcW w:type="dxa" w:w="7028"/>
+            <w:tcW w:type="dxa" w:w="6425"/>
             <w:tcBorders>
               <w:top w:val="single" w:color="A6A6A6" w:sz="4"/>
               <w:left w:val="single" w:color="A6A6A6" w:sz="4"/>
@@ -4529,7 +4640,7 @@
         </w:trPr>
         <w:tc>
           <w:tcPr>
-            <w:tcW w:type="dxa" w:w="2610"/>
+            <w:tcW w:type="dxa" w:w="3213"/>
             <w:tcBorders>
               <w:top w:val="single" w:color="A6A6A6" w:sz="4"/>
               <w:left w:val="single" w:color="A6A6A6" w:sz="4"/>
@@ -4560,7 +4671,7 @@
         </w:tc>
         <w:tc>
           <w:tcPr>
-            <w:tcW w:type="dxa" w:w="7028"/>
+            <w:tcW w:type="dxa" w:w="6425"/>
             <w:tcBorders>
               <w:top w:val="single" w:color="A6A6A6" w:sz="4"/>
               <w:left w:val="single" w:color="A6A6A6" w:sz="4"/>
@@ -4596,7 +4707,7 @@
         </w:trPr>
         <w:tc>
           <w:tcPr>
-            <w:tcW w:type="dxa" w:w="2610"/>
+            <w:tcW w:type="dxa" w:w="3213"/>
             <w:tcBorders>
               <w:top w:val="single" w:color="A6A6A6" w:sz="4"/>
               <w:left w:val="single" w:color="A6A6A6" w:sz="4"/>
@@ -4627,7 +4738,7 @@
         </w:tc>
         <w:tc>
           <w:tcPr>
-            <w:tcW w:type="dxa" w:w="7028"/>
+            <w:tcW w:type="dxa" w:w="6425"/>
             <w:tcBorders>
               <w:top w:val="single" w:color="A6A6A6" w:sz="4"/>
               <w:left w:val="single" w:color="A6A6A6" w:sz="4"/>
@@ -4663,7 +4774,7 @@
         </w:trPr>
         <w:tc>
           <w:tcPr>
-            <w:tcW w:type="dxa" w:w="2610"/>
+            <w:tcW w:type="dxa" w:w="3213"/>
             <w:tcBorders>
               <w:top w:val="single" w:color="A6A6A6" w:sz="4"/>
               <w:left w:val="single" w:color="A6A6A6" w:sz="4"/>
@@ -4694,7 +4805,7 @@
         </w:tc>
         <w:tc>
           <w:tcPr>
-            <w:tcW w:type="dxa" w:w="7028"/>
+            <w:tcW w:type="dxa" w:w="6425"/>
             <w:tcBorders>
               <w:top w:val="single" w:color="A6A6A6" w:sz="4"/>
               <w:left w:val="single" w:color="A6A6A6" w:sz="4"/>
@@ -4730,7 +4841,7 @@
         </w:trPr>
         <w:tc>
           <w:tcPr>
-            <w:tcW w:type="dxa" w:w="2610"/>
+            <w:tcW w:type="dxa" w:w="3213"/>
             <w:tcBorders>
               <w:top w:val="single" w:color="A6A6A6" w:sz="4"/>
               <w:left w:val="single" w:color="A6A6A6" w:sz="4"/>
@@ -4761,7 +4872,7 @@
         </w:tc>
         <w:tc>
           <w:tcPr>
-            <w:tcW w:type="dxa" w:w="7028"/>
+            <w:tcW w:type="dxa" w:w="6425"/>
             <w:tcBorders>
               <w:top w:val="single" w:color="A6A6A6" w:sz="4"/>
               <w:left w:val="single" w:color="A6A6A6" w:sz="4"/>
@@ -4792,6 +4903,11 @@
         </w:tc>
       </w:tr>
     </w:tbl>
+    <w:p>
+      <w:pPr>
+        <w:spacing w:after="60"/>
+      </w:pPr>
+    </w:p>
     <w:p>
       <w:pPr>
         <w:pStyle w:val="Heading1"/>
@@ -4823,8 +4939,8 @@
         </w:tblBorders>
       </w:tblPr>
       <w:tblGrid>
-        <w:gridCol w:w="3614"/>
-        <w:gridCol w:w="6024"/>
+        <w:gridCol w:w="4974"/>
+        <w:gridCol w:w="4664"/>
       </w:tblGrid>
       <w:tr>
         <w:trPr>
@@ -4833,7 +4949,7 @@
         </w:trPr>
         <w:tc>
           <w:tcPr>
-            <w:tcW w:type="dxa" w:w="3614"/>
+            <w:tcW w:type="dxa" w:w="4974"/>
             <w:tcBorders>
               <w:top w:val="single" w:color="A6A6A6" w:sz="4"/>
               <w:left w:val="single" w:color="A6A6A6" w:sz="4"/>
@@ -4867,7 +4983,7 @@
         </w:tc>
         <w:tc>
           <w:tcPr>
-            <w:tcW w:type="dxa" w:w="6024"/>
+            <w:tcW w:type="dxa" w:w="4664"/>
             <w:tcBorders>
               <w:top w:val="single" w:color="A6A6A6" w:sz="4"/>
               <w:left w:val="single" w:color="A6A6A6" w:sz="4"/>
@@ -4906,7 +5022,7 @@
         </w:trPr>
         <w:tc>
           <w:tcPr>
-            <w:tcW w:type="dxa" w:w="3614"/>
+            <w:tcW w:type="dxa" w:w="4974"/>
             <w:tcBorders>
               <w:top w:val="single" w:color="A6A6A6" w:sz="4"/>
               <w:left w:val="single" w:color="A6A6A6" w:sz="4"/>
@@ -4937,7 +5053,7 @@
         </w:tc>
         <w:tc>
           <w:tcPr>
-            <w:tcW w:type="dxa" w:w="6024"/>
+            <w:tcW w:type="dxa" w:w="4664"/>
             <w:tcBorders>
               <w:top w:val="single" w:color="A6A6A6" w:sz="4"/>
               <w:left w:val="single" w:color="A6A6A6" w:sz="4"/>
@@ -4973,7 +5089,7 @@
         </w:trPr>
         <w:tc>
           <w:tcPr>
-            <w:tcW w:type="dxa" w:w="3614"/>
+            <w:tcW w:type="dxa" w:w="4974"/>
             <w:tcBorders>
               <w:top w:val="single" w:color="A6A6A6" w:sz="4"/>
               <w:left w:val="single" w:color="A6A6A6" w:sz="4"/>
@@ -5004,7 +5120,7 @@
         </w:tc>
         <w:tc>
           <w:tcPr>
-            <w:tcW w:type="dxa" w:w="6024"/>
+            <w:tcW w:type="dxa" w:w="4664"/>
             <w:tcBorders>
               <w:top w:val="single" w:color="A6A6A6" w:sz="4"/>
               <w:left w:val="single" w:color="A6A6A6" w:sz="4"/>
@@ -5040,7 +5156,7 @@
         </w:trPr>
         <w:tc>
           <w:tcPr>
-            <w:tcW w:type="dxa" w:w="3614"/>
+            <w:tcW w:type="dxa" w:w="4974"/>
             <w:tcBorders>
               <w:top w:val="single" w:color="A6A6A6" w:sz="4"/>
               <w:left w:val="single" w:color="A6A6A6" w:sz="4"/>
@@ -5071,7 +5187,7 @@
         </w:tc>
         <w:tc>
           <w:tcPr>
-            <w:tcW w:type="dxa" w:w="6024"/>
+            <w:tcW w:type="dxa" w:w="4664"/>
             <w:tcBorders>
               <w:top w:val="single" w:color="A6A6A6" w:sz="4"/>
               <w:left w:val="single" w:color="A6A6A6" w:sz="4"/>
@@ -5097,11 +5213,150 @@
                 <w:szCs w:val="19"/>
               </w:rPr>
               <w:t xml:space="preserve">Không cho huỷ.</w:t>
+            </w:r>
+          </w:p>
+        </w:tc>
+      </w:tr>
+      <w:tr>
+        <w:trPr>
+          <w:cantSplit/>
+        </w:trPr>
+        <w:tc>
+          <w:tcPr>
+            <w:tcW w:type="dxa" w:w="4974"/>
+            <w:tcBorders>
+              <w:top w:val="single" w:color="A6A6A6" w:sz="4"/>
+              <w:left w:val="single" w:color="A6A6A6" w:sz="4"/>
+              <w:bottom w:val="single" w:color="A6A6A6" w:sz="4"/>
+              <w:right w:val="single" w:color="A6A6A6" w:sz="4"/>
+            </w:tcBorders>
+            <w:tcMar>
+              <w:top w:type="dxa" w:w="60"/>
+              <w:left w:type="dxa" w:w="100"/>
+              <w:bottom w:type="dxa" w:w="60"/>
+              <w:right w:type="dxa" w:w="100"/>
+            </w:tcMar>
+            <w:vAlign w:val="top"/>
+          </w:tcPr>
+          <w:p>
+            <w:pPr>
+              <w:spacing w:after="20" w:line="270"/>
+            </w:pPr>
+            <w:r>
+              <w:rPr>
+                <w:rFonts w:ascii="Arial" w:cs="Arial" w:eastAsia="Arial" w:hAnsi="Arial"/>
+                <w:sz w:val="19"/>
+                <w:szCs w:val="19"/>
+              </w:rPr>
+              <w:t xml:space="preserve">Chốt giao bởi người không phải tài xế của chuyến</w:t>
+            </w:r>
+          </w:p>
+        </w:tc>
+        <w:tc>
+          <w:tcPr>
+            <w:tcW w:type="dxa" w:w="4664"/>
+            <w:tcBorders>
+              <w:top w:val="single" w:color="A6A6A6" w:sz="4"/>
+              <w:left w:val="single" w:color="A6A6A6" w:sz="4"/>
+              <w:bottom w:val="single" w:color="A6A6A6" w:sz="4"/>
+              <w:right w:val="single" w:color="A6A6A6" w:sz="4"/>
+            </w:tcBorders>
+            <w:tcMar>
+              <w:top w:type="dxa" w:w="60"/>
+              <w:left w:type="dxa" w:w="100"/>
+              <w:bottom w:type="dxa" w:w="60"/>
+              <w:right w:type="dxa" w:w="100"/>
+            </w:tcMar>
+            <w:vAlign w:val="top"/>
+          </w:tcPr>
+          <w:p>
+            <w:pPr>
+              <w:spacing w:after="20" w:line="270"/>
+            </w:pPr>
+            <w:r>
+              <w:rPr>
+                <w:rFonts w:ascii="Arial" w:cs="Arial" w:eastAsia="Arial" w:hAnsi="Arial"/>
+                <w:sz w:val="19"/>
+                <w:szCs w:val="19"/>
+              </w:rPr>
+              <w:t xml:space="preserve">Từ chối, trừ người có quyền điều phối chuyến.</w:t>
+            </w:r>
+          </w:p>
+        </w:tc>
+      </w:tr>
+      <w:tr>
+        <w:trPr>
+          <w:cantSplit/>
+        </w:trPr>
+        <w:tc>
+          <w:tcPr>
+            <w:tcW w:type="dxa" w:w="4974"/>
+            <w:tcBorders>
+              <w:top w:val="single" w:color="A6A6A6" w:sz="4"/>
+              <w:left w:val="single" w:color="A6A6A6" w:sz="4"/>
+              <w:bottom w:val="single" w:color="A6A6A6" w:sz="4"/>
+              <w:right w:val="single" w:color="A6A6A6" w:sz="4"/>
+            </w:tcBorders>
+            <w:tcMar>
+              <w:top w:type="dxa" w:w="60"/>
+              <w:left w:type="dxa" w:w="100"/>
+              <w:bottom w:type="dxa" w:w="60"/>
+              <w:right w:type="dxa" w:w="100"/>
+            </w:tcMar>
+            <w:vAlign w:val="top"/>
+          </w:tcPr>
+          <w:p>
+            <w:pPr>
+              <w:spacing w:after="20" w:line="270"/>
+            </w:pPr>
+            <w:r>
+              <w:rPr>
+                <w:rFonts w:ascii="Arial" w:cs="Arial" w:eastAsia="Arial" w:hAnsi="Arial"/>
+                <w:sz w:val="19"/>
+                <w:szCs w:val="19"/>
+              </w:rPr>
+              <w:t xml:space="preserve">Chốt vượt số trên xe / số còn phải giao</w:t>
+            </w:r>
+          </w:p>
+        </w:tc>
+        <w:tc>
+          <w:tcPr>
+            <w:tcW w:type="dxa" w:w="4664"/>
+            <w:tcBorders>
+              <w:top w:val="single" w:color="A6A6A6" w:sz="4"/>
+              <w:left w:val="single" w:color="A6A6A6" w:sz="4"/>
+              <w:bottom w:val="single" w:color="A6A6A6" w:sz="4"/>
+              <w:right w:val="single" w:color="A6A6A6" w:sz="4"/>
+            </w:tcBorders>
+            <w:tcMar>
+              <w:top w:type="dxa" w:w="60"/>
+              <w:left w:type="dxa" w:w="100"/>
+              <w:bottom w:type="dxa" w:w="60"/>
+              <w:right w:type="dxa" w:w="100"/>
+            </w:tcMar>
+            <w:vAlign w:val="top"/>
+          </w:tcPr>
+          <w:p>
+            <w:pPr>
+              <w:spacing w:after="20" w:line="270"/>
+            </w:pPr>
+            <w:r>
+              <w:rPr>
+                <w:rFonts w:ascii="Arial" w:cs="Arial" w:eastAsia="Arial" w:hAnsi="Arial"/>
+                <w:sz w:val="19"/>
+                <w:szCs w:val="19"/>
+              </w:rPr>
+              <w:t xml:space="preserve">Từ chối, báo số được phép.</w:t>
             </w:r>
           </w:p>
         </w:tc>
       </w:tr>
     </w:tbl>
+    <w:p>
+      <w:pPr>
+        <w:spacing w:after="60"/>
+      </w:pPr>
+    </w:p>
     <w:p>
       <w:pPr>
         <w:pStyle w:val="Heading1"/>
@@ -5125,7 +5380,7 @@
         <w:pStyle w:val="ListParagraph"/>
         <w:numPr>
           <w:ilvl w:val="0"/>
-          <w:numId w:val="2"/>
+          <w:numId w:val="1"/>
         </w:numPr>
         <w:spacing w:after="60" w:line="290"/>
       </w:pPr>
@@ -5161,7 +5416,7 @@
         <w:pStyle w:val="ListParagraph"/>
         <w:numPr>
           <w:ilvl w:val="0"/>
-          <w:numId w:val="2"/>
+          <w:numId w:val="1"/>
         </w:numPr>
         <w:spacing w:after="60" w:line="290"/>
       </w:pPr>
@@ -5171,7 +5426,7 @@
           <w:sz w:val="21"/>
           <w:szCs w:val="21"/>
         </w:rPr>
-        <w:t xml:space="preserve">Phiếu soạn hàng: một bảng theo từng kho (ô "Đã soạn", mã, tên, ĐVT, số lượng, của đơn nào); ký: Thủ kho, Tài xế.</w:t>
+        <w:t xml:space="preserve">Phiếu soạn hàng (A4 / A5): một bảng theo từng kho (ô "Đã soạn", mã, tên, ĐVT, số lượng, của đơn nào); ký: Thủ kho, Tài xế.</w:t>
       </w:r>
     </w:p>
     <w:p>
@@ -5179,7 +5434,7 @@
         <w:pStyle w:val="ListParagraph"/>
         <w:numPr>
           <w:ilvl w:val="0"/>
-          <w:numId w:val="2"/>
+          <w:numId w:val="1"/>
         </w:numPr>
         <w:spacing w:after="60" w:line="290"/>
       </w:pPr>
@@ -5215,7 +5470,7 @@
         <w:pStyle w:val="ListParagraph"/>
         <w:numPr>
           <w:ilvl w:val="0"/>
-          <w:numId w:val="2"/>
+          <w:numId w:val="1"/>
         </w:numPr>
         <w:spacing w:after="60" w:line="290"/>
       </w:pPr>
@@ -5233,7 +5488,7 @@
         <w:pStyle w:val="ListParagraph"/>
         <w:numPr>
           <w:ilvl w:val="0"/>
-          <w:numId w:val="2"/>
+          <w:numId w:val="1"/>
         </w:numPr>
         <w:spacing w:after="60" w:line="290"/>
       </w:pPr>
@@ -5251,7 +5506,7 @@
         <w:pStyle w:val="ListParagraph"/>
         <w:numPr>
           <w:ilvl w:val="0"/>
-          <w:numId w:val="2"/>
+          <w:numId w:val="1"/>
         </w:numPr>
         <w:spacing w:after="60" w:line="290"/>
       </w:pPr>
@@ -5332,7 +5587,7 @@
 </file>
 
 <file path=word/footer1.xml><?xml version="1.0" encoding="utf-8"?>
-<w:ftr xmlns:wpc="http://schemas.microsoft.com/office/word/2010/wordprocessingCanvas" xmlns:mc="http://schemas.openxmlformats.org/markup-compatibility/2006" xmlns:o="urn:schemas-microsoft-com:office:office" xmlns:r="http://schemas.openxmlformats.org/officeDocument/2006/relationships" xmlns:m="http://schemas.openxmlformats.org/officeDocument/2006/math" xmlns:v="urn:schemas-microsoft-com:vml" xmlns:wp14="http://schemas.microsoft.com/office/word/2010/wordprocessingDrawing" xmlns:wp="http://schemas.openxmlformats.org/drawingml/2006/wordprocessingDrawing" xmlns:w10="urn:schemas-microsoft-com:office:word" xmlns:w="http://schemas.openxmlformats.org/wordprocessingml/2006/main" xmlns:w14="http://schemas.microsoft.com/office/word/2010/wordml" xmlns:w15="http://schemas.microsoft.com/office/word/2012/wordml" xmlns:wpg="http://schemas.microsoft.com/office/word/2010/wordprocessingGroup" xmlns:wpi="http://schemas.microsoft.com/office/word/2010/wordprocessingInk" xmlns:wne="http://schemas.microsoft.com/office/word/2006/wordml" xmlns:wps="http://schemas.microsoft.com/office/word/2010/wordprocessingShape">
+<w:ftr xmlns:r="http://schemas.openxmlformats.org/officeDocument/2006/relationships" xmlns:w="http://schemas.openxmlformats.org/wordprocessingml/2006/main">
   <w:p>
     <w:pPr>
       <w:jc w:val="center"/>
@@ -5372,6 +5627,15 @@
         <w:szCs w:val="17"/>
       </w:rPr>
       <w:fldChar w:fldCharType="separate"/>
+    </w:r>
+    <w:r>
+      <w:rPr>
+        <w:rFonts w:ascii="Arial" w:cs="Arial" w:eastAsia="Arial" w:hAnsi="Arial"/>
+        <w:color w:val="7F7F7F"/>
+        <w:sz w:val="17"/>
+        <w:szCs w:val="17"/>
+      </w:rPr>
+      <w:t>1</w:t>
     </w:r>
     <w:r>
       <w:rPr>
@@ -5425,6 +5689,15 @@
         <w:sz w:val="17"/>
         <w:szCs w:val="17"/>
       </w:rPr>
+      <w:t>1</w:t>
+    </w:r>
+    <w:r>
+      <w:rPr>
+        <w:rFonts w:ascii="Arial" w:cs="Arial" w:eastAsia="Arial" w:hAnsi="Arial"/>
+        <w:color w:val="7F7F7F"/>
+        <w:sz w:val="17"/>
+        <w:szCs w:val="17"/>
+      </w:rPr>
       <w:fldChar w:fldCharType="end"/>
     </w:r>
   </w:p>
@@ -5469,7 +5742,7 @@
 </file>
 
 <file path=word/header1.xml><?xml version="1.0" encoding="utf-8"?>
-<w:hdr xmlns:wpc="http://schemas.microsoft.com/office/word/2010/wordprocessingCanvas" xmlns:mc="http://schemas.openxmlformats.org/markup-compatibility/2006" xmlns:o="urn:schemas-microsoft-com:office:office" xmlns:r="http://schemas.openxmlformats.org/officeDocument/2006/relationships" xmlns:m="http://schemas.openxmlformats.org/officeDocument/2006/math" xmlns:v="urn:schemas-microsoft-com:vml" xmlns:wp14="http://schemas.microsoft.com/office/word/2010/wordprocessingDrawing" xmlns:wp="http://schemas.openxmlformats.org/drawingml/2006/wordprocessingDrawing" xmlns:w10="urn:schemas-microsoft-com:office:word" xmlns:w="http://schemas.openxmlformats.org/wordprocessingml/2006/main" xmlns:w14="http://schemas.microsoft.com/office/word/2010/wordml" xmlns:w15="http://schemas.microsoft.com/office/word/2012/wordml" xmlns:wpg="http://schemas.microsoft.com/office/word/2010/wordprocessingGroup" xmlns:wpi="http://schemas.microsoft.com/office/word/2010/wordprocessingInk" xmlns:wne="http://schemas.microsoft.com/office/word/2006/wordml" xmlns:wps="http://schemas.microsoft.com/office/word/2010/wordprocessingShape" xmlns:cx="http://schemas.microsoft.com/office/drawing/2014/chartex" xmlns:cx1="http://schemas.microsoft.com/office/drawing/2015/9/8/chartex" xmlns:cx2="http://schemas.microsoft.com/office/drawing/2015/10/21/chartex" xmlns:cx3="http://schemas.microsoft.com/office/drawing/2016/5/9/chartex" xmlns:cx4="http://schemas.microsoft.com/office/drawing/2016/5/10/chartex" xmlns:cx5="http://schemas.microsoft.com/office/drawing/2016/5/11/chartex" xmlns:cx6="http://schemas.microsoft.com/office/drawing/2016/5/12/chartex" xmlns:cx7="http://schemas.microsoft.com/office/drawing/2016/5/13/chartex" xmlns:cx8="http://schemas.microsoft.com/office/drawing/2016/5/14/chartex" xmlns:w16cid="http://schemas.microsoft.com/office/word/2016/wordml/cid" xmlns:w16se="http://schemas.microsoft.com/office/word/2015/wordml/symex">
+<w:hdr xmlns:r="http://schemas.openxmlformats.org/officeDocument/2006/relationships" xmlns:w="http://schemas.openxmlformats.org/wordprocessingml/2006/main">
   <w:p>
     <w:pPr>
       <w:pBdr>
@@ -5495,101 +5768,18 @@
         <w:sz w:val="17"/>
         <w:szCs w:val="17"/>
       </w:rPr>
-      <w:t xml:space="preserve">	ATL-13 · Chuyến giao hàng</w:t>
+      <w:tab/>
+      <w:t xml:space="preserve">ATL-13 · Chuyến giao hàng</w:t>
     </w:r>
   </w:p>
 </w:hdr>
 </file>
 
 <file path=word/numbering.xml><?xml version="1.0" encoding="utf-8"?>
-<w:numbering xmlns:wpc="http://schemas.microsoft.com/office/word/2010/wordprocessingCanvas" xmlns:mc="http://schemas.openxmlformats.org/markup-compatibility/2006" xmlns:o="urn:schemas-microsoft-com:office:office" xmlns:r="http://schemas.openxmlformats.org/officeDocument/2006/relationships" xmlns:m="http://schemas.openxmlformats.org/officeDocument/2006/math" xmlns:v="urn:schemas-microsoft-com:vml" xmlns:wp14="http://schemas.microsoft.com/office/word/2010/wordprocessingDrawing" xmlns:wp="http://schemas.openxmlformats.org/drawingml/2006/wordprocessingDrawing" xmlns:w10="urn:schemas-microsoft-com:office:word" xmlns:w="http://schemas.openxmlformats.org/wordprocessingml/2006/main" xmlns:w14="http://schemas.microsoft.com/office/word/2010/wordml" xmlns:w15="http://schemas.microsoft.com/office/word/2012/wordml" xmlns:wpg="http://schemas.microsoft.com/office/word/2010/wordprocessingGroup" xmlns:wpi="http://schemas.microsoft.com/office/word/2010/wordprocessingInk" xmlns:wne="http://schemas.microsoft.com/office/word/2006/wordml" xmlns:wps="http://schemas.microsoft.com/office/word/2010/wordprocessingShape" mc:Ignorable="w14 w15 wp14">
-  <w:abstractNum w:abstractNumId="1" w15:restartNumberingAfterBreak="0">
-    <w:multiLevelType w:val="hybridMultilevel"/>
-    <w:lvl w:ilvl="0" w:tentative="1">
-      <w:start w:val="1"/>
-      <w:numFmt w:val="bullet"/>
-      <w:lvlText w:val="●"/>
-      <w:lvlJc w:val="left"/>
-      <w:pPr>
-        <w:ind w:left="720" w:hanging="360"/>
-      </w:pPr>
-    </w:lvl>
-    <w:lvl w:ilvl="1" w:tentative="1">
-      <w:start w:val="1"/>
-      <w:numFmt w:val="bullet"/>
-      <w:lvlText w:val="○"/>
-      <w:lvlJc w:val="left"/>
-      <w:pPr>
-        <w:ind w:left="1440" w:hanging="360"/>
-      </w:pPr>
-    </w:lvl>
-    <w:lvl w:ilvl="2" w:tentative="1">
-      <w:start w:val="1"/>
-      <w:numFmt w:val="bullet"/>
-      <w:lvlText w:val="■"/>
-      <w:lvlJc w:val="left"/>
-      <w:pPr>
-        <w:ind w:left="2160" w:hanging="360"/>
-      </w:pPr>
-    </w:lvl>
-    <w:lvl w:ilvl="3" w:tentative="1">
-      <w:start w:val="1"/>
-      <w:numFmt w:val="bullet"/>
-      <w:lvlText w:val="●"/>
-      <w:lvlJc w:val="left"/>
-      <w:pPr>
-        <w:ind w:left="2880" w:hanging="360"/>
-      </w:pPr>
-    </w:lvl>
-    <w:lvl w:ilvl="4" w:tentative="1">
-      <w:start w:val="1"/>
-      <w:numFmt w:val="bullet"/>
-      <w:lvlText w:val="○"/>
-      <w:lvlJc w:val="left"/>
-      <w:pPr>
-        <w:ind w:left="3600" w:hanging="360"/>
-      </w:pPr>
-    </w:lvl>
-    <w:lvl w:ilvl="5" w:tentative="1">
-      <w:start w:val="1"/>
-      <w:numFmt w:val="bullet"/>
-      <w:lvlText w:val="■"/>
-      <w:lvlJc w:val="left"/>
-      <w:pPr>
-        <w:ind w:left="4320" w:hanging="360"/>
-      </w:pPr>
-    </w:lvl>
-    <w:lvl w:ilvl="6" w:tentative="1">
-      <w:start w:val="1"/>
-      <w:numFmt w:val="bullet"/>
-      <w:lvlText w:val="●"/>
-      <w:lvlJc w:val="left"/>
-      <w:pPr>
-        <w:ind w:left="5040" w:hanging="360"/>
-      </w:pPr>
-    </w:lvl>
-    <w:lvl w:ilvl="7" w:tentative="1">
-      <w:start w:val="1"/>
-      <w:numFmt w:val="bullet"/>
-      <w:lvlText w:val="●"/>
-      <w:lvlJc w:val="left"/>
-      <w:pPr>
-        <w:ind w:left="5760" w:hanging="360"/>
-      </w:pPr>
-    </w:lvl>
-    <w:lvl w:ilvl="8" w:tentative="1">
-      <w:start w:val="1"/>
-      <w:numFmt w:val="bullet"/>
-      <w:lvlText w:val="●"/>
-      <w:lvlJc w:val="left"/>
-      <w:pPr>
-        <w:ind w:left="6480" w:hanging="360"/>
-      </w:pPr>
-    </w:lvl>
-  </w:abstractNum>
-  <w:abstractNum w:abstractNumId="2" w15:restartNumberingAfterBreak="0">
-    <w:multiLevelType w:val="hybridMultilevel"/>
-    <w:lvl w:ilvl="0" w:tentative="1">
+<w:numbering xmlns:r="http://schemas.openxmlformats.org/officeDocument/2006/relationships" xmlns:w="http://schemas.openxmlformats.org/wordprocessingml/2006/main">
+  <w:abstractNum w:abstractNumId="1">
+    <w:multiLevelType w:val="singleLevel"/>
+    <w:lvl w:ilvl="0">
       <w:start w:val="1"/>
       <w:numFmt w:val="bullet"/>
       <w:lvlText w:val="•"/>
@@ -5599,9 +5789,9 @@
       </w:pPr>
     </w:lvl>
   </w:abstractNum>
-  <w:abstractNum w:abstractNumId="3" w15:restartNumberingAfterBreak="0">
-    <w:multiLevelType w:val="hybridMultilevel"/>
-    <w:lvl w:ilvl="0" w:tentative="1">
+  <w:abstractNum w:abstractNumId="2">
+    <w:multiLevelType w:val="singleLevel"/>
+    <w:lvl w:ilvl="0">
       <w:start w:val="1"/>
       <w:numFmt w:val="decimal"/>
       <w:lvlText w:val="%1."/>
@@ -5613,18 +5803,9 @@
   </w:abstractNum>
   <w:num w:numId="1">
     <w:abstractNumId w:val="1"/>
-    <w:lvlOverride w:ilvl="0">
-      <w:startOverride w:val="1"/>
-    </w:lvlOverride>
   </w:num>
   <w:num w:numId="2">
     <w:abstractNumId w:val="2"/>
-    <w:lvlOverride w:ilvl="0">
-      <w:startOverride w:val="1"/>
-    </w:lvlOverride>
-  </w:num>
-  <w:num w:numId="3">
-    <w:abstractNumId w:val="3"/>
     <w:lvlOverride w:ilvl="0">
       <w:startOverride w:val="1"/>
     </w:lvlOverride>
